--- a/docs/transferai-admin/103_Guide_Utilisateur_Pipeline_Prospection_Automatise_V1.docx
+++ b/docs/transferai-admin/103_Guide_Utilisateur_Pipeline_Prospection_Automatise_V1.docx
@@ -2,7 +2,7 @@
 <file path=word/document.xml><?xml version="1.0" encoding="utf-8"?>
 <w:document xmlns:w="http://schemas.openxmlformats.org/wordprocessingml/2006/main" xmlns:m="http://schemas.openxmlformats.org/officeDocument/2006/math" xmlns:r="http://schemas.openxmlformats.org/officeDocument/2006/relationships" xmlns:o="urn:schemas-microsoft-com:office:office" xmlns:v="urn:schemas-microsoft-com:vml" xmlns:w10="urn:schemas-microsoft-com:office:word" xmlns:a="http://schemas.openxmlformats.org/drawingml/2006/main" xmlns:pic="http://schemas.openxmlformats.org/drawingml/2006/picture" xmlns:wp="http://schemas.openxmlformats.org/drawingml/2006/wordprocessingDrawing">
   <w:body>
-    <w:bookmarkStart w:id="27" w:name="Xedcc2161fd4d87ec7261b605065add8f08be5f1"/>
+    <w:bookmarkStart w:id="36" w:name="Xedcc2161fd4d87ec7261b605065add8f08be5f1"/>
     <w:p>
       <w:pPr>
         <w:pStyle w:val="Heading1"/>
@@ -26,7 +26,7 @@
         <w:t xml:space="preserve"> </w:t>
       </w:r>
       <w:r>
-        <w:t xml:space="preserve">1.0</w:t>
+        <w:t xml:space="preserve">2.0</w:t>
       </w:r>
       <w:r>
         <w:br/>
@@ -82,7 +82,7 @@
         <w:pStyle w:val="FirstParagraph"/>
       </w:pPr>
       <w:r>
-        <w:t xml:space="preserve">Ce guide est destiné à toute personne qui administre ou utilise le pipeline de prospection automatisé de TransferAI. Il couvre l’ensemble du fonctionnement, de la réception d’un prospect jusqu’à la prise de rendez-vous.</w:t>
+        <w:t xml:space="preserve">Ce guide est destiné à toute personne qui administre ou utilise le pipeline de prospection automatisé de TransferAI. Il couvre l’ensemble du fonctionnement, de la réception d’un prospect jusqu’au suivi des réponses et à la prise de rendez-vous.</w:t>
       </w:r>
     </w:p>
     <w:p>
@@ -100,7 +100,7 @@
         <w:t xml:space="preserve"> </w:t>
       </w:r>
       <w:r>
-        <w:t xml:space="preserve">- Vous voulez comprendre comment fonctionne le système → lisez la section 1</w:t>
+        <w:t xml:space="preserve">- Vous voulez comprendre comment fonctionne le système → section 1</w:t>
       </w:r>
       <w:r>
         <w:t xml:space="preserve"> </w:t>
@@ -112,7 +112,7 @@
         <w:t xml:space="preserve"> </w:t>
       </w:r>
       <w:r>
-        <w:t xml:space="preserve">- Vous voulez suivre l’état d’un prospect → section 3</w:t>
+        <w:t xml:space="preserve">- Vous voulez suivre la séquence email d’un prospect → section 3</w:t>
       </w:r>
       <w:r>
         <w:t xml:space="preserve"> </w:t>
@@ -130,7 +130,19 @@
         <w:t xml:space="preserve"> </w:t>
       </w:r>
       <w:r>
-        <w:t xml:space="preserve">- Vous recevez un rapport quotidien et ne savez pas quoi faire → section 6</w:t>
+        <w:t xml:space="preserve">- Vous voulez comprendre comment les réponses des prospects sont traitées → section 6</w:t>
+      </w:r>
+      <w:r>
+        <w:t xml:space="preserve"> </w:t>
+      </w:r>
+      <w:r>
+        <w:t xml:space="preserve">- Vous recevez un rapport quotidien et ne savez pas quoi faire → section 7</w:t>
+      </w:r>
+      <w:r>
+        <w:t xml:space="preserve"> </w:t>
+      </w:r>
+      <w:r>
+        <w:t xml:space="preserve">- Vous souhaitez agir manuellement sur un prospect → section 8</w:t>
       </w:r>
     </w:p>
     <w:p>
@@ -141,7 +153,7 @@
       </w:r>
     </w:p>
     <w:bookmarkEnd w:id="9"/>
-    <w:bookmarkStart w:id="11" w:name="vue-densemble-du-système"/>
+    <w:bookmarkStart w:id="12" w:name="vue-densemble-du-système"/>
     <w:p>
       <w:pPr>
         <w:pStyle w:val="Heading2"/>
@@ -244,6 +256,28 @@
       </w:r>
       <w:r>
         <w:t xml:space="preserve">avec un deuxième puis un troisième email si le prospect ne répond pas</w:t>
+      </w:r>
+    </w:p>
+    <w:p>
+      <w:pPr>
+        <w:pStyle w:val="Compact"/>
+        <w:numPr>
+          <w:ilvl w:val="0"/>
+          <w:numId w:val="1001"/>
+        </w:numPr>
+      </w:pPr>
+      <w:r>
+        <w:rPr>
+          <w:b/>
+          <w:bCs/>
+        </w:rPr>
+        <w:t xml:space="preserve">Détecter et analyser les réponses entrantes</w:t>
+      </w:r>
+      <w:r>
+        <w:t xml:space="preserve"> </w:t>
+      </w:r>
+      <w:r>
+        <w:t xml:space="preserve">via la boîte Zoho Mail, grâce à l’intelligence artificielle</w:t>
       </w:r>
     </w:p>
     <w:p>
@@ -484,7 +518,78 @@
               <w:pStyle w:val="Compact"/>
             </w:pPr>
             <w:r>
-              <w:t xml:space="preserve">Envoi des emails</w:t>
+              <w:t xml:space="preserve">Envoi des emails de prospection</w:t>
+            </w:r>
+          </w:p>
+        </w:tc>
+      </w:tr>
+      <w:tr>
+        <w:tc>
+          <w:tcPr/>
+          <w:p>
+            <w:pPr>
+              <w:pStyle w:val="Compact"/>
+            </w:pPr>
+            <w:r>
+              <w:rPr>
+                <w:b/>
+                <w:bCs/>
+              </w:rPr>
+              <w:t xml:space="preserve">Zoho Mail</w:t>
+            </w:r>
+          </w:p>
+        </w:tc>
+        <w:tc>
+          <w:tcPr/>
+          <w:p>
+            <w:pPr>
+              <w:pStyle w:val="Compact"/>
+            </w:pPr>
+            <w:r>
+              <w:t xml:space="preserve">Boîte de réception</w:t>
+            </w:r>
+            <w:r>
+              <w:t xml:space="preserve"> </w:t>
+            </w:r>
+            <w:r>
+              <w:rPr>
+                <w:rStyle w:val="VerbatimChar"/>
+              </w:rPr>
+              <w:t xml:space="preserve">contact@transferai.ci</w:t>
+            </w:r>
+            <w:r>
+              <w:t xml:space="preserve"> </w:t>
+            </w:r>
+            <w:r>
+              <w:t xml:space="preserve">— surveillance des réponses entrantes</w:t>
+            </w:r>
+          </w:p>
+        </w:tc>
+      </w:tr>
+      <w:tr>
+        <w:tc>
+          <w:tcPr/>
+          <w:p>
+            <w:pPr>
+              <w:pStyle w:val="Compact"/>
+            </w:pPr>
+            <w:r>
+              <w:rPr>
+                <w:b/>
+                <w:bCs/>
+              </w:rPr>
+              <w:t xml:space="preserve">OpenAI GPT-4o-mini</w:t>
+            </w:r>
+          </w:p>
+        </w:tc>
+        <w:tc>
+          <w:tcPr/>
+          <w:p>
+            <w:pPr>
+              <w:pStyle w:val="Compact"/>
+            </w:pPr>
+            <w:r>
+              <w:t xml:space="preserve">Classification automatique de l’intention des réponses reçues</w:t>
             </w:r>
           </w:p>
         </w:tc>
@@ -512,12 +617,231 @@
               <w:pStyle w:val="Compact"/>
             </w:pPr>
             <w:r>
-              <w:t xml:space="preserve">Prise de rendez-vous</w:t>
+              <w:t xml:space="preserve">Prise de rendez-vous en ligne</w:t>
             </w:r>
           </w:p>
         </w:tc>
       </w:tr>
     </w:tbl>
+    <w:bookmarkEnd w:id="10"/>
+    <w:bookmarkStart w:id="11" w:name="schéma-de-fonctionnement-global"/>
+    <w:p>
+      <w:pPr>
+        <w:pStyle w:val="Heading3"/>
+      </w:pPr>
+      <w:r>
+        <w:t xml:space="preserve">Schéma de fonctionnement global</w:t>
+      </w:r>
+    </w:p>
+    <w:p>
+      <w:pPr>
+        <w:pStyle w:val="SourceCode"/>
+      </w:pPr>
+      <w:r>
+        <w:rPr>
+          <w:rStyle w:val="VerbatimChar"/>
+        </w:rPr>
+        <w:t xml:space="preserve">Formulaire Google Forms</w:t>
+      </w:r>
+      <w:r>
+        <w:br/>
+      </w:r>
+      <w:r>
+        <w:rPr>
+          <w:rStyle w:val="VerbatimChar"/>
+        </w:rPr>
+        <w:t xml:space="preserve">        ↓</w:t>
+      </w:r>
+      <w:r>
+        <w:br/>
+      </w:r>
+      <w:r>
+        <w:rPr>
+          <w:rStyle w:val="VerbatimChar"/>
+        </w:rPr>
+        <w:t xml:space="preserve">   n8n Workflow 93</w:t>
+      </w:r>
+      <w:r>
+        <w:br/>
+      </w:r>
+      <w:r>
+        <w:rPr>
+          <w:rStyle w:val="VerbatimChar"/>
+        </w:rPr>
+        <w:t xml:space="preserve">        ↓</w:t>
+      </w:r>
+      <w:r>
+        <w:br/>
+      </w:r>
+      <w:r>
+        <w:rPr>
+          <w:rStyle w:val="VerbatimChar"/>
+        </w:rPr>
+        <w:t xml:space="preserve">  Supabase (CRM)  ←──────────────────────────────┐</w:t>
+      </w:r>
+      <w:r>
+        <w:br/>
+      </w:r>
+      <w:r>
+        <w:rPr>
+          <w:rStyle w:val="VerbatimChar"/>
+        </w:rPr>
+        <w:t xml:space="preserve">        ↓                                         │</w:t>
+      </w:r>
+      <w:r>
+        <w:br/>
+      </w:r>
+      <w:r>
+        <w:rPr>
+          <w:rStyle w:val="VerbatimChar"/>
+        </w:rPr>
+        <w:t xml:space="preserve">  Mail 1 immédiat                                 │</w:t>
+      </w:r>
+      <w:r>
+        <w:br/>
+      </w:r>
+      <w:r>
+        <w:rPr>
+          <w:rStyle w:val="VerbatimChar"/>
+        </w:rPr>
+        <w:t xml:space="preserve">        ↓ (si pas de réponse à J+4)               │</w:t>
+      </w:r>
+      <w:r>
+        <w:br/>
+      </w:r>
+      <w:r>
+        <w:rPr>
+          <w:rStyle w:val="VerbatimChar"/>
+        </w:rPr>
+        <w:t xml:space="preserve">  Mail 2 (relance)                                │</w:t>
+      </w:r>
+      <w:r>
+        <w:br/>
+      </w:r>
+      <w:r>
+        <w:rPr>
+          <w:rStyle w:val="VerbatimChar"/>
+        </w:rPr>
+        <w:t xml:space="preserve">        ↓ (si pas de réponse à J+7)               │</w:t>
+      </w:r>
+      <w:r>
+        <w:br/>
+      </w:r>
+      <w:r>
+        <w:rPr>
+          <w:rStyle w:val="VerbatimChar"/>
+        </w:rPr>
+        <w:t xml:space="preserve">  Mail 3 (dernière relance)                       │</w:t>
+      </w:r>
+      <w:r>
+        <w:br/>
+      </w:r>
+      <w:r>
+        <w:rPr>
+          <w:rStyle w:val="VerbatimChar"/>
+        </w:rPr>
+        <w:t xml:space="preserve">        │                                         │</w:t>
+      </w:r>
+      <w:r>
+        <w:br/>
+      </w:r>
+      <w:r>
+        <w:rPr>
+          <w:rStyle w:val="VerbatimChar"/>
+        </w:rPr>
+        <w:t xml:space="preserve">        │  Le prospect répond par email           │</w:t>
+      </w:r>
+      <w:r>
+        <w:br/>
+      </w:r>
+      <w:r>
+        <w:rPr>
+          <w:rStyle w:val="VerbatimChar"/>
+        </w:rPr>
+        <w:t xml:space="preserve">        ↓                                         │</w:t>
+      </w:r>
+      <w:r>
+        <w:br/>
+      </w:r>
+      <w:r>
+        <w:rPr>
+          <w:rStyle w:val="VerbatimChar"/>
+        </w:rPr>
+        <w:t xml:space="preserve">  Zoho Mail (IMAP)                                │</w:t>
+      </w:r>
+      <w:r>
+        <w:br/>
+      </w:r>
+      <w:r>
+        <w:rPr>
+          <w:rStyle w:val="VerbatimChar"/>
+        </w:rPr>
+        <w:t xml:space="preserve">        ↓                                         │</w:t>
+      </w:r>
+      <w:r>
+        <w:br/>
+      </w:r>
+      <w:r>
+        <w:rPr>
+          <w:rStyle w:val="VerbatimChar"/>
+        </w:rPr>
+        <w:t xml:space="preserve">  n8n Workflow 97 — Zoho Reply Intelligence       │</w:t>
+      </w:r>
+      <w:r>
+        <w:br/>
+      </w:r>
+      <w:r>
+        <w:rPr>
+          <w:rStyle w:val="VerbatimChar"/>
+        </w:rPr>
+        <w:t xml:space="preserve">        ↓                                         │</w:t>
+      </w:r>
+      <w:r>
+        <w:br/>
+      </w:r>
+      <w:r>
+        <w:rPr>
+          <w:rStyle w:val="VerbatimChar"/>
+        </w:rPr>
+        <w:t xml:space="preserve">  OpenAI classifie la réponse                     │</w:t>
+      </w:r>
+      <w:r>
+        <w:br/>
+      </w:r>
+      <w:r>
+        <w:rPr>
+          <w:rStyle w:val="VerbatimChar"/>
+        </w:rPr>
+        <w:t xml:space="preserve">        ↓                        ↓                │</w:t>
+      </w:r>
+      <w:r>
+        <w:br/>
+      </w:r>
+      <w:r>
+        <w:rPr>
+          <w:rStyle w:val="VerbatimChar"/>
+        </w:rPr>
+        <w:t xml:space="preserve">  Handoff humain          Réponse automatique     │</w:t>
+      </w:r>
+      <w:r>
+        <w:br/>
+      </w:r>
+      <w:r>
+        <w:rPr>
+          <w:rStyle w:val="VerbatimChar"/>
+        </w:rPr>
+        <w:t xml:space="preserve">  → Admin notifié         → Email envoyé          │</w:t>
+      </w:r>
+      <w:r>
+        <w:br/>
+      </w:r>
+      <w:r>
+        <w:rPr>
+          <w:rStyle w:val="VerbatimChar"/>
+        </w:rPr>
+        <w:t xml:space="preserve">  → Statut mis à jour ───────────────────────────-┘</w:t>
+      </w:r>
+    </w:p>
     <w:p>
       <w:r>
         <w:pict>
@@ -525,9 +849,9 @@
         </w:pict>
       </w:r>
     </w:p>
-    <w:bookmarkEnd w:id="10"/>
     <w:bookmarkEnd w:id="11"/>
-    <w:bookmarkStart w:id="13" w:name="X99a99aca8673e6c71bd49b3c592bad6cebdbad5"/>
+    <w:bookmarkEnd w:id="12"/>
+    <w:bookmarkStart w:id="14" w:name="X99a99aca8673e6c71bd49b3c592bad6cebdbad5"/>
     <w:p>
       <w:pPr>
         <w:pStyle w:val="Heading2"/>
@@ -536,7 +860,7 @@
         <w:t xml:space="preserve">2. Ce qui se passe quand un prospect remplit un formulaire</w:t>
       </w:r>
     </w:p>
-    <w:bookmarkStart w:id="12" w:name="étape-par-étape"/>
+    <w:bookmarkStart w:id="13" w:name="étape-par-étape"/>
     <w:p>
       <w:pPr>
         <w:pStyle w:val="Heading3"/>
@@ -661,7 +985,7 @@
         <w:t xml:space="preserve"> </w:t>
       </w:r>
       <w:r>
-        <w:t xml:space="preserve">- Le nom, l’email, le téléphone, la fonction</w:t>
+        <w:t xml:space="preserve">- Le nom, l’adresse email, le téléphone, la fonction</w:t>
       </w:r>
       <w:r>
         <w:t xml:space="preserve"> </w:t>
@@ -735,7 +1059,19 @@
         <w:pStyle w:val="BodyText"/>
       </w:pPr>
       <w:r>
-        <w:t xml:space="preserve">Si le prospect existe déjà (même email), sa fiche est mise à jour sans doublon.</w:t>
+        <w:t xml:space="preserve">Si le prospect existe déjà (même adresse email dans la colonne</w:t>
+      </w:r>
+      <w:r>
+        <w:t xml:space="preserve"> </w:t>
+      </w:r>
+      <w:r>
+        <w:rPr>
+          <w:rStyle w:val="VerbatimChar"/>
+        </w:rPr>
+        <w:t xml:space="preserve">target_email</w:t>
+      </w:r>
+      <w:r>
+        <w:t xml:space="preserve">), sa fiche est mise à jour sans créer de doublon.</w:t>
       </w:r>
     </w:p>
     <w:p>
@@ -811,7 +1147,7 @@
         <w:pStyle w:val="BodyText"/>
       </w:pPr>
       <w:r>
-        <w:t xml:space="preserve">L’alerte indique le nom, l’email, la priorité et les besoins du prospect.</w:t>
+        <w:t xml:space="preserve">L’alerte indique le nom, l’adresse email, la priorité et les besoins du prospect.</w:t>
       </w:r>
     </w:p>
     <w:p>
@@ -821,9 +1157,9 @@
         </w:pict>
       </w:r>
     </w:p>
-    <w:bookmarkEnd w:id="12"/>
     <w:bookmarkEnd w:id="13"/>
-    <w:bookmarkStart w:id="17" w:name="suivi-de-la-séquence-email"/>
+    <w:bookmarkEnd w:id="14"/>
+    <w:bookmarkStart w:id="18" w:name="suivi-de-la-séquence-email"/>
     <w:p>
       <w:pPr>
         <w:pStyle w:val="Heading2"/>
@@ -832,7 +1168,7 @@
         <w:t xml:space="preserve">3. Suivi de la séquence email</w:t>
       </w:r>
     </w:p>
-    <w:bookmarkStart w:id="14" w:name="calendrier-des-envois"/>
+    <w:bookmarkStart w:id="15" w:name="calendrier-des-envois"/>
     <w:p>
       <w:pPr>
         <w:pStyle w:val="Heading3"/>
@@ -953,18 +1289,18 @@
               <w:pStyle w:val="Compact"/>
             </w:pPr>
             <w:r>
-              <w:t xml:space="preserve">Si pas de réponse</w:t>
-            </w:r>
-          </w:p>
-        </w:tc>
-        <w:tc>
-          <w:tcPr/>
-          <w:p>
-            <w:pPr>
-              <w:pStyle w:val="Compact"/>
-            </w:pPr>
-            <w:r>
-              <w:t xml:space="preserve">J+4 après mail 1</w:t>
+              <w:t xml:space="preserve">Si aucune réponse reçue</w:t>
+            </w:r>
+          </w:p>
+        </w:tc>
+        <w:tc>
+          <w:tcPr/>
+          <w:p>
+            <w:pPr>
+              <w:pStyle w:val="Compact"/>
+            </w:pPr>
+            <w:r>
+              <w:t xml:space="preserve">J+4 après le mail 1</w:t>
             </w:r>
           </w:p>
         </w:tc>
@@ -992,7 +1328,7 @@
               <w:pStyle w:val="Compact"/>
             </w:pPr>
             <w:r>
-              <w:t xml:space="preserve">Si pas de réponse et</w:t>
+              <w:t xml:space="preserve">Si aucune réponse reçue et</w:t>
             </w:r>
             <w:r>
               <w:t xml:space="preserve"> </w:t>
@@ -1012,20 +1348,20 @@
               <w:pStyle w:val="Compact"/>
             </w:pPr>
             <w:r>
-              <w:t xml:space="preserve">J+7 après mail 2</w:t>
+              <w:t xml:space="preserve">J+7 après le mail 2</w:t>
             </w:r>
           </w:p>
         </w:tc>
       </w:tr>
     </w:tbl>
-    <w:bookmarkEnd w:id="14"/>
-    <w:bookmarkStart w:id="15" w:name="conditions-darrêt-automatique"/>
+    <w:bookmarkEnd w:id="15"/>
+    <w:bookmarkStart w:id="16" w:name="X43c3a3d6221087a497e5b0334efe0feffe08471"/>
     <w:p>
       <w:pPr>
         <w:pStyle w:val="Heading3"/>
       </w:pPr>
       <w:r>
-        <w:t xml:space="preserve">Conditions d’arrêt automatique</w:t>
+        <w:t xml:space="preserve">Conditions d’arrêt automatique de la séquence</w:t>
       </w:r>
     </w:p>
     <w:p>
@@ -1045,7 +1381,7 @@
         </w:numPr>
       </w:pPr>
       <w:r>
-        <w:t xml:space="preserve">✅ Le prospect réserve un rendez-vous sur Calendly → statut</w:t>
+        <w:t xml:space="preserve">Le prospect réserve un rendez-vous sur Calendly → statut</w:t>
       </w:r>
       <w:r>
         <w:t xml:space="preserve"> </w:t>
@@ -1066,28 +1402,16 @@
         </w:numPr>
       </w:pPr>
       <w:r>
-        <w:t xml:space="preserve">✅ L’email est rejeté (bounce) → statut</w:t>
-      </w:r>
-      <w:r>
-        <w:t xml:space="preserve"> </w:t>
-      </w:r>
-      <w:r>
-        <w:rPr>
-          <w:rStyle w:val="VerbatimChar"/>
-        </w:rPr>
-        <w:t xml:space="preserve">closed_no_reply</w:t>
-      </w:r>
-      <w:r>
-        <w:t xml:space="preserve">,</w:t>
-      </w:r>
-      <w:r>
-        <w:t xml:space="preserve"> </w:t>
-      </w:r>
-      <w:r>
-        <w:rPr>
-          <w:rStyle w:val="VerbatimChar"/>
-        </w:rPr>
-        <w:t xml:space="preserve">stop_reason = email_bounced</w:t>
+        <w:t xml:space="preserve">Le prospect répond et la réponse nécessite une intervention humaine → statut</w:t>
+      </w:r>
+      <w:r>
+        <w:t xml:space="preserve"> </w:t>
+      </w:r>
+      <w:r>
+        <w:rPr>
+          <w:rStyle w:val="VerbatimChar"/>
+        </w:rPr>
+        <w:t xml:space="preserve">human_handoff_required</w:t>
       </w:r>
     </w:p>
     <w:p>
@@ -1099,28 +1423,16 @@
         </w:numPr>
       </w:pPr>
       <w:r>
-        <w:t xml:space="preserve">✅ Le prospect marque l’email comme spam → statut</w:t>
-      </w:r>
-      <w:r>
-        <w:t xml:space="preserve"> </w:t>
-      </w:r>
-      <w:r>
-        <w:rPr>
-          <w:rStyle w:val="VerbatimChar"/>
-        </w:rPr>
-        <w:t xml:space="preserve">closed_no_reply</w:t>
-      </w:r>
-      <w:r>
-        <w:t xml:space="preserve">,</w:t>
-      </w:r>
-      <w:r>
-        <w:t xml:space="preserve"> </w:t>
-      </w:r>
-      <w:r>
-        <w:rPr>
-          <w:rStyle w:val="VerbatimChar"/>
-        </w:rPr>
-        <w:t xml:space="preserve">stop_reason = email_complained</w:t>
+        <w:t xml:space="preserve">Le prospect répond et une réponse automatique est envoyée → statut</w:t>
+      </w:r>
+      <w:r>
+        <w:t xml:space="preserve"> </w:t>
+      </w:r>
+      <w:r>
+        <w:rPr>
+          <w:rStyle w:val="VerbatimChar"/>
+        </w:rPr>
+        <w:t xml:space="preserve">replied</w:t>
       </w:r>
     </w:p>
     <w:p>
@@ -1132,7 +1444,7 @@
         </w:numPr>
       </w:pPr>
       <w:r>
-        <w:t xml:space="preserve">✅ Les trois emails ont été envoyés sans réponse → statut</w:t>
+        <w:t xml:space="preserve">L’email est rejeté (bounce) → statut</w:t>
       </w:r>
       <w:r>
         <w:t xml:space="preserve"> </w:t>
@@ -1143,545 +1455,71 @@
         </w:rPr>
         <w:t xml:space="preserve">closed_no_reply</w:t>
       </w:r>
-    </w:p>
-    <w:bookmarkEnd w:id="15"/>
-    <w:bookmarkStart w:id="16" w:name="vérification-dans-supabase"/>
-    <w:p>
-      <w:pPr>
-        <w:pStyle w:val="Heading3"/>
-      </w:pPr>
-      <w:r>
-        <w:t xml:space="preserve">Vérification dans Supabase</w:t>
-      </w:r>
-    </w:p>
-    <w:p>
-      <w:pPr>
-        <w:pStyle w:val="FirstParagraph"/>
-      </w:pPr>
-      <w:r>
-        <w:t xml:space="preserve">Pour voir l’état d’un prospect, consultez la table</w:t>
-      </w:r>
-      <w:r>
-        <w:t xml:space="preserve"> </w:t>
-      </w:r>
-      <w:r>
-        <w:rPr>
-          <w:rStyle w:val="VerbatimChar"/>
-        </w:rPr>
-        <w:t xml:space="preserve">prospect_targets</w:t>
-      </w:r>
-      <w:r>
-        <w:t xml:space="preserve"> </w:t>
-      </w:r>
-      <w:r>
-        <w:t xml:space="preserve">dans Supabase avec les colonnes suivantes :</w:t>
-      </w:r>
-    </w:p>
-    <w:tbl>
-      <w:tblPr>
-        <w:tblStyle w:val="Table"/>
-        <w:tblW w:type="auto" w:w="0"/>
-        <w:tblLook w:firstRow="1" w:lastRow="0" w:firstColumn="0" w:lastColumn="0" w:noHBand="0" w:noVBand="0" w:val="0020"/>
-      </w:tblPr>
-      <w:tblGrid>
-        <w:gridCol w:w="3960"/>
-        <w:gridCol w:w="3960"/>
-      </w:tblGrid>
-      <w:tr>
-        <w:trPr>
-          <w:tblHeader w:val="on"/>
-        </w:trPr>
-        <w:tc>
-          <w:tcPr/>
-          <w:p>
-            <w:pPr>
-              <w:pStyle w:val="Compact"/>
-            </w:pPr>
-            <w:r>
-              <w:t xml:space="preserve">Colonne</w:t>
-            </w:r>
-          </w:p>
-        </w:tc>
-        <w:tc>
-          <w:tcPr/>
-          <w:p>
-            <w:pPr>
-              <w:pStyle w:val="Compact"/>
-            </w:pPr>
-            <w:r>
-              <w:t xml:space="preserve">Ce qu’elle indique</w:t>
-            </w:r>
-          </w:p>
-        </w:tc>
-      </w:tr>
-      <w:tr>
-        <w:tc>
-          <w:tcPr/>
-          <w:p>
-            <w:pPr>
-              <w:pStyle w:val="Compact"/>
-            </w:pPr>
-            <w:r>
-              <w:rPr>
-                <w:rStyle w:val="VerbatimChar"/>
-              </w:rPr>
-              <w:t xml:space="preserve">status</w:t>
-            </w:r>
-          </w:p>
-        </w:tc>
-        <w:tc>
-          <w:tcPr/>
-          <w:p>
-            <w:pPr>
-              <w:pStyle w:val="Compact"/>
-            </w:pPr>
-            <w:r>
-              <w:t xml:space="preserve">Statut actuel du prospect</w:t>
-            </w:r>
-          </w:p>
-        </w:tc>
-      </w:tr>
-      <w:tr>
-        <w:tc>
-          <w:tcPr/>
-          <w:p>
-            <w:pPr>
-              <w:pStyle w:val="Compact"/>
-            </w:pPr>
-            <w:r>
-              <w:rPr>
-                <w:rStyle w:val="VerbatimChar"/>
-              </w:rPr>
-              <w:t xml:space="preserve">social_email_1_sent_at</w:t>
-            </w:r>
-          </w:p>
-        </w:tc>
-        <w:tc>
-          <w:tcPr/>
-          <w:p>
-            <w:pPr>
-              <w:pStyle w:val="Compact"/>
-            </w:pPr>
-            <w:r>
-              <w:t xml:space="preserve">Date d’envoi du mail 1</w:t>
-            </w:r>
-          </w:p>
-        </w:tc>
-      </w:tr>
-      <w:tr>
-        <w:tc>
-          <w:tcPr/>
-          <w:p>
-            <w:pPr>
-              <w:pStyle w:val="Compact"/>
-            </w:pPr>
-            <w:r>
-              <w:rPr>
-                <w:rStyle w:val="VerbatimChar"/>
-              </w:rPr>
-              <w:t xml:space="preserve">social_email_2_sent_at</w:t>
-            </w:r>
-          </w:p>
-        </w:tc>
-        <w:tc>
-          <w:tcPr/>
-          <w:p>
-            <w:pPr>
-              <w:pStyle w:val="Compact"/>
-            </w:pPr>
-            <w:r>
-              <w:t xml:space="preserve">Date d’envoi du mail 2</w:t>
-            </w:r>
-          </w:p>
-        </w:tc>
-      </w:tr>
-      <w:tr>
-        <w:tc>
-          <w:tcPr/>
-          <w:p>
-            <w:pPr>
-              <w:pStyle w:val="Compact"/>
-            </w:pPr>
-            <w:r>
-              <w:rPr>
-                <w:rStyle w:val="VerbatimChar"/>
-              </w:rPr>
-              <w:t xml:space="preserve">social_email_3_sent_at</w:t>
-            </w:r>
-          </w:p>
-        </w:tc>
-        <w:tc>
-          <w:tcPr/>
-          <w:p>
-            <w:pPr>
-              <w:pStyle w:val="Compact"/>
-            </w:pPr>
-            <w:r>
-              <w:t xml:space="preserve">Date d’envoi du mail 3</w:t>
-            </w:r>
-          </w:p>
-        </w:tc>
-      </w:tr>
-      <w:tr>
-        <w:tc>
-          <w:tcPr/>
-          <w:p>
-            <w:pPr>
-              <w:pStyle w:val="Compact"/>
-            </w:pPr>
-            <w:r>
-              <w:rPr>
-                <w:rStyle w:val="VerbatimChar"/>
-              </w:rPr>
-              <w:t xml:space="preserve">next_action_at</w:t>
-            </w:r>
-          </w:p>
-        </w:tc>
-        <w:tc>
-          <w:tcPr/>
-          <w:p>
-            <w:pPr>
-              <w:pStyle w:val="Compact"/>
-            </w:pPr>
-            <w:r>
-              <w:t xml:space="preserve">Quand le prochain email sera envoyé</w:t>
-            </w:r>
-          </w:p>
-        </w:tc>
-      </w:tr>
-      <w:tr>
-        <w:tc>
-          <w:tcPr/>
-          <w:p>
-            <w:pPr>
-              <w:pStyle w:val="Compact"/>
-            </w:pPr>
-            <w:r>
-              <w:rPr>
-                <w:rStyle w:val="VerbatimChar"/>
-              </w:rPr>
-              <w:t xml:space="preserve">meeting_booked_at</w:t>
-            </w:r>
-          </w:p>
-        </w:tc>
-        <w:tc>
-          <w:tcPr/>
-          <w:p>
-            <w:pPr>
-              <w:pStyle w:val="Compact"/>
-            </w:pPr>
-            <w:r>
-              <w:t xml:space="preserve">Date de réservation du rendez-vous</w:t>
-            </w:r>
-          </w:p>
-        </w:tc>
-      </w:tr>
-      <w:tr>
-        <w:tc>
-          <w:tcPr/>
-          <w:p>
-            <w:pPr>
-              <w:pStyle w:val="Compact"/>
-            </w:pPr>
-            <w:r>
-              <w:rPr>
-                <w:rStyle w:val="VerbatimChar"/>
-              </w:rPr>
-              <w:t xml:space="preserve">paused</w:t>
-            </w:r>
-          </w:p>
-        </w:tc>
-        <w:tc>
-          <w:tcPr/>
-          <w:p>
-            <w:pPr>
-              <w:pStyle w:val="Compact"/>
-            </w:pPr>
-            <w:r>
-              <w:rPr>
-                <w:rStyle w:val="VerbatimChar"/>
-              </w:rPr>
-              <w:t xml:space="preserve">true</w:t>
-            </w:r>
-            <w:r>
-              <w:t xml:space="preserve"> </w:t>
-            </w:r>
-            <w:r>
-              <w:t xml:space="preserve">si la séquence est suspendue</w:t>
-            </w:r>
-          </w:p>
-        </w:tc>
-      </w:tr>
-    </w:tbl>
-    <w:p>
-      <w:r>
-        <w:pict>
-          <v:rect style="width:0;height:1.5pt" o:hralign="center" o:hrstd="t" o:hr="t"/>
-        </w:pict>
-      </w:r>
-    </w:p>
-    <w:bookmarkEnd w:id="16"/>
-    <w:bookmarkEnd w:id="17"/>
-    <w:bookmarkStart w:id="18" w:name="nomenclature-des-statuts-crm"/>
-    <w:p>
-      <w:pPr>
-        <w:pStyle w:val="Heading2"/>
-      </w:pPr>
-      <w:r>
-        <w:t xml:space="preserve">4. Nomenclature des statuts CRM</w:t>
-      </w:r>
-    </w:p>
-    <w:tbl>
-      <w:tblPr>
-        <w:tblStyle w:val="Table"/>
-        <w:tblW w:type="auto" w:w="0"/>
-        <w:tblLook w:firstRow="1" w:lastRow="0" w:firstColumn="0" w:lastColumn="0" w:noHBand="0" w:noVBand="0" w:val="0020"/>
-      </w:tblPr>
-      <w:tblGrid>
-        <w:gridCol w:w="3960"/>
-        <w:gridCol w:w="3960"/>
-      </w:tblGrid>
-      <w:tr>
-        <w:trPr>
-          <w:tblHeader w:val="on"/>
-        </w:trPr>
-        <w:tc>
-          <w:tcPr/>
-          <w:p>
-            <w:pPr>
-              <w:pStyle w:val="Compact"/>
-            </w:pPr>
-            <w:r>
-              <w:t xml:space="preserve">Statut</w:t>
-            </w:r>
-          </w:p>
-        </w:tc>
-        <w:tc>
-          <w:tcPr/>
-          <w:p>
-            <w:pPr>
-              <w:pStyle w:val="Compact"/>
-            </w:pPr>
-            <w:r>
-              <w:t xml:space="preserve">Signification</w:t>
-            </w:r>
-          </w:p>
-        </w:tc>
-      </w:tr>
-      <w:tr>
-        <w:tc>
-          <w:tcPr/>
-          <w:p>
-            <w:pPr>
-              <w:pStyle w:val="Compact"/>
-            </w:pPr>
-            <w:r>
-              <w:rPr>
-                <w:rStyle w:val="VerbatimChar"/>
-              </w:rPr>
-              <w:t xml:space="preserve">active</w:t>
-            </w:r>
-          </w:p>
-        </w:tc>
-        <w:tc>
-          <w:tcPr/>
-          <w:p>
-            <w:pPr>
-              <w:pStyle w:val="Compact"/>
-            </w:pPr>
-            <w:r>
-              <w:t xml:space="preserve">Prospect actif, séquence en cours</w:t>
-            </w:r>
-          </w:p>
-        </w:tc>
-      </w:tr>
-      <w:tr>
-        <w:tc>
-          <w:tcPr/>
-          <w:p>
-            <w:pPr>
-              <w:pStyle w:val="Compact"/>
-            </w:pPr>
-            <w:r>
-              <w:rPr>
-                <w:rStyle w:val="VerbatimChar"/>
-              </w:rPr>
-              <w:t xml:space="preserve">meeting_invited</w:t>
-            </w:r>
-          </w:p>
-        </w:tc>
-        <w:tc>
-          <w:tcPr/>
-          <w:p>
-            <w:pPr>
-              <w:pStyle w:val="Compact"/>
-            </w:pPr>
-            <w:r>
-              <w:t xml:space="preserve">Mail 1 envoyé avec lien de rendez-vous</w:t>
-            </w:r>
-          </w:p>
-        </w:tc>
-      </w:tr>
-      <w:tr>
-        <w:tc>
-          <w:tcPr/>
-          <w:p>
-            <w:pPr>
-              <w:pStyle w:val="Compact"/>
-            </w:pPr>
-            <w:r>
-              <w:rPr>
-                <w:rStyle w:val="VerbatimChar"/>
-              </w:rPr>
-              <w:t xml:space="preserve">followup_pending</w:t>
-            </w:r>
-          </w:p>
-        </w:tc>
-        <w:tc>
-          <w:tcPr/>
-          <w:p>
-            <w:pPr>
-              <w:pStyle w:val="Compact"/>
-            </w:pPr>
-            <w:r>
-              <w:t xml:space="preserve">Mail 2 envoyé, en attente de réponse</w:t>
-            </w:r>
-          </w:p>
-        </w:tc>
-      </w:tr>
-      <w:tr>
-        <w:tc>
-          <w:tcPr/>
-          <w:p>
-            <w:pPr>
-              <w:pStyle w:val="Compact"/>
-            </w:pPr>
-            <w:r>
-              <w:rPr>
-                <w:rStyle w:val="VerbatimChar"/>
-              </w:rPr>
-              <w:t xml:space="preserve">meeting_booked</w:t>
-            </w:r>
-          </w:p>
-        </w:tc>
-        <w:tc>
-          <w:tcPr/>
-          <w:p>
-            <w:pPr>
-              <w:pStyle w:val="Compact"/>
-            </w:pPr>
-            <w:r>
-              <w:t xml:space="preserve">Rendez-vous réservé via Calendly</w:t>
-            </w:r>
-          </w:p>
-        </w:tc>
-      </w:tr>
-      <w:tr>
-        <w:tc>
-          <w:tcPr/>
-          <w:p>
-            <w:pPr>
-              <w:pStyle w:val="Compact"/>
-            </w:pPr>
-            <w:r>
-              <w:rPr>
-                <w:rStyle w:val="VerbatimChar"/>
-              </w:rPr>
-              <w:t xml:space="preserve">closed_no_reply</w:t>
-            </w:r>
-          </w:p>
-        </w:tc>
-        <w:tc>
-          <w:tcPr/>
-          <w:p>
-            <w:pPr>
-              <w:pStyle w:val="Compact"/>
-            </w:pPr>
-            <w:r>
-              <w:t xml:space="preserve">Séquence terminée sans réponse</w:t>
-            </w:r>
-          </w:p>
-        </w:tc>
-      </w:tr>
-      <w:tr>
-        <w:tc>
-          <w:tcPr/>
-          <w:p>
-            <w:pPr>
-              <w:pStyle w:val="Compact"/>
-            </w:pPr>
-            <w:r>
-              <w:rPr>
-                <w:rStyle w:val="VerbatimChar"/>
-              </w:rPr>
-              <w:t xml:space="preserve">closed_won</w:t>
-            </w:r>
-          </w:p>
-        </w:tc>
-        <w:tc>
-          <w:tcPr/>
-          <w:p>
-            <w:pPr>
-              <w:pStyle w:val="Compact"/>
-            </w:pPr>
-            <w:r>
-              <w:t xml:space="preserve">Prospect converti (à mettre manuellement)</w:t>
-            </w:r>
-          </w:p>
-        </w:tc>
-      </w:tr>
-      <w:tr>
-        <w:tc>
-          <w:tcPr/>
-          <w:p>
-            <w:pPr>
-              <w:pStyle w:val="Compact"/>
-            </w:pPr>
-            <w:r>
-              <w:rPr>
-                <w:rStyle w:val="VerbatimChar"/>
-              </w:rPr>
-              <w:t xml:space="preserve">closed_lost</w:t>
-            </w:r>
-          </w:p>
-        </w:tc>
-        <w:tc>
-          <w:tcPr/>
-          <w:p>
-            <w:pPr>
-              <w:pStyle w:val="Compact"/>
-            </w:pPr>
-            <w:r>
-              <w:t xml:space="preserve">Prospect perdu (à mettre manuellement)</w:t>
-            </w:r>
-          </w:p>
-        </w:tc>
-      </w:tr>
-    </w:tbl>
-    <w:p>
-      <w:r>
-        <w:pict>
-          <v:rect style="width:0;height:1.5pt" o:hralign="center" o:hrstd="t" o:hr="t"/>
-        </w:pict>
-      </w:r>
-    </w:p>
-    <w:bookmarkEnd w:id="18"/>
-    <w:bookmarkStart w:id="23" w:name="les-quatre-workflows-n8n"/>
-    <w:p>
-      <w:pPr>
-        <w:pStyle w:val="Heading2"/>
-      </w:pPr>
-      <w:r>
-        <w:t xml:space="preserve">5. Les quatre workflows n8n</w:t>
-      </w:r>
-    </w:p>
-    <w:bookmarkStart w:id="19" w:name="workflow-93-séquence-google-forms"/>
-    <w:p>
-      <w:pPr>
-        <w:pStyle w:val="Heading3"/>
-      </w:pPr>
-      <w:r>
-        <w:t xml:space="preserve">Workflow 93 — Séquence Google Forms</w:t>
+      <w:r>
+        <w:t xml:space="preserve">,</w:t>
+      </w:r>
+      <w:r>
+        <w:t xml:space="preserve"> </w:t>
+      </w:r>
+      <w:r>
+        <w:rPr>
+          <w:rStyle w:val="VerbatimChar"/>
+        </w:rPr>
+        <w:t xml:space="preserve">stop_reason = email_bounced</w:t>
+      </w:r>
+    </w:p>
+    <w:p>
+      <w:pPr>
+        <w:pStyle w:val="Compact"/>
+        <w:numPr>
+          <w:ilvl w:val="0"/>
+          <w:numId w:val="1002"/>
+        </w:numPr>
+      </w:pPr>
+      <w:r>
+        <w:t xml:space="preserve">Le prospect marque l’email comme spam → statut</w:t>
+      </w:r>
+      <w:r>
+        <w:t xml:space="preserve"> </w:t>
+      </w:r>
+      <w:r>
+        <w:rPr>
+          <w:rStyle w:val="VerbatimChar"/>
+        </w:rPr>
+        <w:t xml:space="preserve">closed_no_reply</w:t>
+      </w:r>
+      <w:r>
+        <w:t xml:space="preserve">,</w:t>
+      </w:r>
+      <w:r>
+        <w:t xml:space="preserve"> </w:t>
+      </w:r>
+      <w:r>
+        <w:rPr>
+          <w:rStyle w:val="VerbatimChar"/>
+        </w:rPr>
+        <w:t xml:space="preserve">stop_reason = email_complained</w:t>
+      </w:r>
+    </w:p>
+    <w:p>
+      <w:pPr>
+        <w:pStyle w:val="Compact"/>
+        <w:numPr>
+          <w:ilvl w:val="0"/>
+          <w:numId w:val="1002"/>
+        </w:numPr>
+      </w:pPr>
+      <w:r>
+        <w:t xml:space="preserve">Les trois emails ont été envoyés sans réponse → statut</w:t>
+      </w:r>
+      <w:r>
+        <w:t xml:space="preserve"> </w:t>
+      </w:r>
+      <w:r>
+        <w:rPr>
+          <w:rStyle w:val="VerbatimChar"/>
+        </w:rPr>
+        <w:t xml:space="preserve">closed_no_reply</w:t>
       </w:r>
     </w:p>
     <w:p>
@@ -1693,88 +1531,65 @@
           <w:b/>
           <w:bCs/>
         </w:rPr>
-        <w:t xml:space="preserve">Fichier :</w:t>
-      </w:r>
-      <w:r>
-        <w:t xml:space="preserve"> </w:t>
-      </w:r>
-      <w:r>
-        <w:rPr>
-          <w:rStyle w:val="VerbatimChar"/>
-        </w:rPr>
-        <w:t xml:space="preserve">93_n8n_Google_Forms_Social_Lead_Sequence_V2_Clean_Importable.json</w:t>
-      </w:r>
-    </w:p>
-    <w:p>
-      <w:pPr>
-        <w:pStyle w:val="BodyText"/>
-      </w:pPr>
-      <w:r>
-        <w:t xml:space="preserve">Ce workflow gère tout le cycle de prospection :</w:t>
-      </w:r>
-      <w:r>
-        <w:t xml:space="preserve"> </w:t>
-      </w:r>
-      <w:r>
-        <w:t xml:space="preserve">- Réception du formulaire Google Forms</w:t>
-      </w:r>
-      <w:r>
-        <w:t xml:space="preserve"> </w:t>
-      </w:r>
-      <w:r>
-        <w:t xml:space="preserve">- Création du prospect dans Supabase</w:t>
-      </w:r>
-      <w:r>
-        <w:t xml:space="preserve"> </w:t>
-      </w:r>
-      <w:r>
-        <w:t xml:space="preserve">- Envoi du mail 1 immédiat</w:t>
-      </w:r>
-      <w:r>
-        <w:t xml:space="preserve"> </w:t>
-      </w:r>
-      <w:r>
-        <w:t xml:space="preserve">- Envoi des mails 2 et 3 via le cron horaire (lundi au samedi)</w:t>
-      </w:r>
-      <w:r>
-        <w:t xml:space="preserve"> </w:t>
-      </w:r>
-      <w:r>
-        <w:t xml:space="preserve">- Mise à jour du statut après chaque envoi</w:t>
-      </w:r>
-    </w:p>
-    <w:p>
-      <w:pPr>
-        <w:pStyle w:val="BodyText"/>
-      </w:pPr>
-      <w:r>
-        <w:rPr>
-          <w:b/>
-          <w:bCs/>
-        </w:rPr>
-        <w:t xml:space="preserve">Déclencheurs :</w:t>
-      </w:r>
-      <w:r>
-        <w:t xml:space="preserve"> </w:t>
-      </w:r>
-      <w:r>
-        <w:t xml:space="preserve">- Webhook : nouveau formulaire soumis</w:t>
-      </w:r>
-      <w:r>
-        <w:t xml:space="preserve"> </w:t>
-      </w:r>
-      <w:r>
-        <w:t xml:space="preserve">- Cron : toutes les heures (lundi–samedi) pour les relances</w:t>
-      </w:r>
-    </w:p>
-    <w:bookmarkEnd w:id="19"/>
-    <w:bookmarkStart w:id="20" w:name="workflow-94-calendly-rendez-vous"/>
+        <w:t xml:space="preserve">Important :</w:t>
+      </w:r>
+      <w:r>
+        <w:t xml:space="preserve"> </w:t>
+      </w:r>
+      <w:r>
+        <w:t xml:space="preserve">Les prospects dont le statut est</w:t>
+      </w:r>
+      <w:r>
+        <w:t xml:space="preserve"> </w:t>
+      </w:r>
+      <w:r>
+        <w:rPr>
+          <w:rStyle w:val="VerbatimChar"/>
+        </w:rPr>
+        <w:t xml:space="preserve">replied</w:t>
+      </w:r>
+      <w:r>
+        <w:t xml:space="preserve">,</w:t>
+      </w:r>
+      <w:r>
+        <w:t xml:space="preserve"> </w:t>
+      </w:r>
+      <w:r>
+        <w:rPr>
+          <w:rStyle w:val="VerbatimChar"/>
+        </w:rPr>
+        <w:t xml:space="preserve">human_handoff_required</w:t>
+      </w:r>
+      <w:r>
+        <w:t xml:space="preserve"> </w:t>
+      </w:r>
+      <w:r>
+        <w:t xml:space="preserve">ou</w:t>
+      </w:r>
+      <w:r>
+        <w:t xml:space="preserve"> </w:t>
+      </w:r>
+      <w:r>
+        <w:rPr>
+          <w:rStyle w:val="VerbatimChar"/>
+        </w:rPr>
+        <w:t xml:space="preserve">meeting_booked</w:t>
+      </w:r>
+      <w:r>
+        <w:t xml:space="preserve"> </w:t>
+      </w:r>
+      <w:r>
+        <w:t xml:space="preserve">sont automatiquement exclus des relances. Le workflow 93 ne leur enverra plus aucun email.</w:t>
+      </w:r>
+    </w:p>
+    <w:bookmarkEnd w:id="16"/>
+    <w:bookmarkStart w:id="17" w:name="vérification-dans-supabase"/>
     <w:p>
       <w:pPr>
         <w:pStyle w:val="Heading3"/>
       </w:pPr>
       <w:r>
-        <w:t xml:space="preserve">Workflow 94 — Calendly Rendez-vous</w:t>
+        <w:t xml:space="preserve">Vérification dans Supabase</w:t>
       </w:r>
     </w:p>
     <w:p>
@@ -1782,422 +1597,22 @@
         <w:pStyle w:val="FirstParagraph"/>
       </w:pPr>
       <w:r>
-        <w:rPr>
-          <w:b/>
-          <w:bCs/>
-        </w:rPr>
-        <w:t xml:space="preserve">Fichier :</w:t>
-      </w:r>
-      <w:r>
-        <w:t xml:space="preserve"> </w:t>
-      </w:r>
-      <w:r>
-        <w:rPr>
-          <w:rStyle w:val="VerbatimChar"/>
-        </w:rPr>
-        <w:t xml:space="preserve">94_n8n_Calendly_Meeting_Booked_Webhook_V1.json</w:t>
-      </w:r>
-    </w:p>
-    <w:p>
-      <w:pPr>
-        <w:pStyle w:val="BodyText"/>
-      </w:pPr>
-      <w:r>
-        <w:t xml:space="preserve">Ce workflow détecte automatiquement chaque réservation de rendez-vous Calendly et :</w:t>
-      </w:r>
-      <w:r>
-        <w:t xml:space="preserve"> </w:t>
-      </w:r>
-      <w:r>
-        <w:t xml:space="preserve">- Identifie le prospect par son email</w:t>
-      </w:r>
-      <w:r>
-        <w:t xml:space="preserve"> </w:t>
-      </w:r>
-      <w:r>
-        <w:t xml:space="preserve">- Met son statut à</w:t>
-      </w:r>
-      <w:r>
-        <w:t xml:space="preserve"> </w:t>
-      </w:r>
-      <w:r>
-        <w:rPr>
-          <w:rStyle w:val="VerbatimChar"/>
-        </w:rPr>
-        <w:t xml:space="preserve">meeting_booked</w:t>
-      </w:r>
-      <w:r>
-        <w:t xml:space="preserve"> </w:t>
-      </w:r>
-      <w:r>
-        <w:t xml:space="preserve">- Suspend sa séquence (</w:t>
-      </w:r>
-      <w:r>
-        <w:rPr>
-          <w:rStyle w:val="VerbatimChar"/>
-        </w:rPr>
-        <w:t xml:space="preserve">paused = true</w:t>
-      </w:r>
-      <w:r>
-        <w:t xml:space="preserve">)</w:t>
-      </w:r>
-      <w:r>
-        <w:t xml:space="preserve"> </w:t>
-      </w:r>
-      <w:r>
-        <w:t xml:space="preserve">- Envoie une alerte email à l’administrateur</w:t>
-      </w:r>
-    </w:p>
-    <w:bookmarkEnd w:id="20"/>
-    <w:bookmarkStart w:id="21" w:name="workflow-95-rapport-quotidien"/>
-    <w:p>
-      <w:pPr>
-        <w:pStyle w:val="Heading3"/>
-      </w:pPr>
-      <w:r>
-        <w:t xml:space="preserve">Workflow 95 — Rapport quotidien</w:t>
-      </w:r>
-    </w:p>
-    <w:p>
-      <w:pPr>
-        <w:pStyle w:val="FirstParagraph"/>
-      </w:pPr>
-      <w:r>
-        <w:rPr>
-          <w:b/>
-          <w:bCs/>
-        </w:rPr>
-        <w:t xml:space="preserve">Fichier :</w:t>
-      </w:r>
-      <w:r>
-        <w:t xml:space="preserve"> </w:t>
-      </w:r>
-      <w:r>
-        <w:rPr>
-          <w:rStyle w:val="VerbatimChar"/>
-        </w:rPr>
-        <w:t xml:space="preserve">95_n8n_Daily_Monitoring_Report_V1.json</w:t>
-      </w:r>
-    </w:p>
-    <w:p>
-      <w:pPr>
-        <w:pStyle w:val="BodyText"/>
-      </w:pPr>
-      <w:r>
-        <w:t xml:space="preserve">Ce workflow envoie chaque matin à 7h00 (lundi–samedi) un email à</w:t>
-      </w:r>
-      <w:r>
-        <w:t xml:space="preserve"> </w:t>
-      </w:r>
-      <w:r>
-        <w:rPr>
-          <w:rStyle w:val="VerbatimChar"/>
-        </w:rPr>
-        <w:t xml:space="preserve">contact@transferai.ci</w:t>
-      </w:r>
-      <w:r>
-        <w:t xml:space="preserve"> </w:t>
-      </w:r>
-      <w:r>
-        <w:t xml:space="preserve">contenant :</w:t>
-      </w:r>
-      <w:r>
-        <w:t xml:space="preserve"> </w:t>
-      </w:r>
-      <w:r>
-        <w:t xml:space="preserve">- Le nombre de nouveaux prospects des dernières 24h</w:t>
-      </w:r>
-      <w:r>
-        <w:t xml:space="preserve"> </w:t>
-      </w:r>
-      <w:r>
-        <w:t xml:space="preserve">- Le nombre d’emails envoyés par étape (mail 1 / mail 2 / mail 3)</w:t>
-      </w:r>
-      <w:r>
-        <w:t xml:space="preserve"> </w:t>
-      </w:r>
-      <w:r>
-        <w:t xml:space="preserve">- Le nombre de rendez-vous réservés</w:t>
-      </w:r>
-      <w:r>
-        <w:t xml:space="preserve"> </w:t>
-      </w:r>
-      <w:r>
-        <w:t xml:space="preserve">- Les prospects bloqués (mail 1 non envoyé malgré</w:t>
-      </w:r>
-      <w:r>
-        <w:t xml:space="preserve"> </w:t>
-      </w:r>
-      <w:r>
-        <w:rPr>
-          <w:rStyle w:val="VerbatimChar"/>
-        </w:rPr>
-        <w:t xml:space="preserve">next_action_at</w:t>
-      </w:r>
-      <w:r>
-        <w:t xml:space="preserve"> </w:t>
-      </w:r>
-      <w:r>
-        <w:t xml:space="preserve">dépassé)</w:t>
-      </w:r>
-    </w:p>
-    <w:bookmarkEnd w:id="21"/>
-    <w:bookmarkStart w:id="22" w:name="workflow-96-resend-bounces"/>
-    <w:p>
-      <w:pPr>
-        <w:pStyle w:val="Heading3"/>
-      </w:pPr>
-      <w:r>
-        <w:t xml:space="preserve">Workflow 96 — Resend Bounces</w:t>
-      </w:r>
-    </w:p>
-    <w:p>
-      <w:pPr>
-        <w:pStyle w:val="FirstParagraph"/>
-      </w:pPr>
-      <w:r>
-        <w:rPr>
-          <w:b/>
-          <w:bCs/>
-        </w:rPr>
-        <w:t xml:space="preserve">Fichier :</w:t>
-      </w:r>
-      <w:r>
-        <w:t xml:space="preserve"> </w:t>
-      </w:r>
-      <w:r>
-        <w:rPr>
-          <w:rStyle w:val="VerbatimChar"/>
-        </w:rPr>
-        <w:t xml:space="preserve">96_n8n_Resend_Email_Events_Webhook_V1.json</w:t>
-      </w:r>
-    </w:p>
-    <w:p>
-      <w:pPr>
-        <w:pStyle w:val="BodyText"/>
-      </w:pPr>
-      <w:r>
-        <w:t xml:space="preserve">Ce workflow reçoit les événements de Resend (bounce, complaint) et :</w:t>
-      </w:r>
-      <w:r>
-        <w:t xml:space="preserve"> </w:t>
-      </w:r>
-      <w:r>
-        <w:t xml:space="preserve">- Identifie le prospect concerné via les tags de l’email</w:t>
-      </w:r>
-      <w:r>
-        <w:t xml:space="preserve"> </w:t>
-      </w:r>
-      <w:r>
-        <w:t xml:space="preserve">- Suspend la séquence immédiatement</w:t>
-      </w:r>
-      <w:r>
-        <w:t xml:space="preserve"> </w:t>
-      </w:r>
-      <w:r>
-        <w:t xml:space="preserve">- Met le statut à</w:t>
-      </w:r>
-      <w:r>
-        <w:t xml:space="preserve"> </w:t>
-      </w:r>
-      <w:r>
-        <w:rPr>
-          <w:rStyle w:val="VerbatimChar"/>
-        </w:rPr>
-        <w:t xml:space="preserve">closed_no_reply</w:t>
-      </w:r>
-      <w:r>
-        <w:t xml:space="preserve"> </w:t>
-      </w:r>
-      <w:r>
-        <w:t xml:space="preserve">avec la raison appropriée</w:t>
-      </w:r>
-    </w:p>
-    <w:p>
-      <w:r>
-        <w:pict>
-          <v:rect style="width:0;height:1.5pt" o:hralign="center" o:hrstd="t" o:hr="t"/>
-        </w:pict>
-      </w:r>
-    </w:p>
-    <w:bookmarkEnd w:id="22"/>
-    <w:bookmarkEnd w:id="23"/>
-    <w:bookmarkStart w:id="25" w:name="comprendre-le-rapport-quotidien"/>
-    <w:p>
-      <w:pPr>
-        <w:pStyle w:val="Heading2"/>
-      </w:pPr>
-      <w:r>
-        <w:t xml:space="preserve">6. Comprendre le rapport quotidien</w:t>
-      </w:r>
-    </w:p>
-    <w:p>
-      <w:pPr>
-        <w:pStyle w:val="FirstParagraph"/>
-      </w:pPr>
-      <w:r>
-        <w:t xml:space="preserve">Chaque matin, vous recevez un email avec le sujet :</w:t>
-      </w:r>
-      <w:r>
-        <w:t xml:space="preserve"> </w:t>
-      </w:r>
-      <w:r>
-        <w:t xml:space="preserve">-</w:t>
-      </w:r>
-      <w:r>
-        <w:t xml:space="preserve"> </w:t>
-      </w:r>
-      <w:r>
-        <w:rPr>
-          <w:rStyle w:val="VerbatimChar"/>
-        </w:rPr>
-        <w:t xml:space="preserve">✅ Rapport quotidien TransferAI — [date] | X leads · Y emails · Z RDV</w:t>
-      </w:r>
-      <w:r>
-        <w:t xml:space="preserve"> </w:t>
-      </w:r>
-      <w:r>
-        <w:t xml:space="preserve">si tout est nominal</w:t>
-      </w:r>
-      <w:r>
-        <w:t xml:space="preserve"> </w:t>
-      </w:r>
-      <w:r>
-        <w:t xml:space="preserve">-</w:t>
-      </w:r>
-      <w:r>
-        <w:t xml:space="preserve"> </w:t>
-      </w:r>
-      <w:r>
-        <w:rPr>
-          <w:rStyle w:val="VerbatimChar"/>
-        </w:rPr>
-        <w:t xml:space="preserve">⚠ Rapport quotidien TransferAI — [date] | X leads · Y emails · Z RDV</w:t>
-      </w:r>
-      <w:r>
-        <w:t xml:space="preserve"> </w:t>
-      </w:r>
-      <w:r>
-        <w:t xml:space="preserve">si des points nécessitent votre attention</w:t>
-      </w:r>
-    </w:p>
-    <w:bookmarkStart w:id="24" w:name="ce-que-chaque-section-signifie"/>
-    <w:p>
-      <w:pPr>
-        <w:pStyle w:val="Heading3"/>
-      </w:pPr>
-      <w:r>
-        <w:t xml:space="preserve">Ce que chaque section signifie</w:t>
-      </w:r>
-    </w:p>
-    <w:p>
-      <w:pPr>
-        <w:pStyle w:val="FirstParagraph"/>
-      </w:pPr>
-      <w:r>
-        <w:rPr>
-          <w:b/>
-          <w:bCs/>
-        </w:rPr>
-        <w:t xml:space="preserve">Nouveaux leads (24h)</w:t>
-      </w:r>
-      <w:r>
-        <w:t xml:space="preserve"> </w:t>
-      </w:r>
-      <w:r>
-        <w:t xml:space="preserve">Nombre de prospects qui ont rempli un formulaire hier. Si ce chiffre est à zéro plusieurs jours de suite, vérifiez que le Google Apps Script est actif.</w:t>
-      </w:r>
-    </w:p>
-    <w:p>
-      <w:pPr>
-        <w:pStyle w:val="BodyText"/>
-      </w:pPr>
-      <w:r>
-        <w:rPr>
-          <w:b/>
-          <w:bCs/>
-        </w:rPr>
-        <w:t xml:space="preserve">Emails envoyés (24h)</w:t>
-      </w:r>
-      <w:r>
-        <w:t xml:space="preserve"> </w:t>
-      </w:r>
-      <w:r>
-        <w:t xml:space="preserve">Répartition des emails par étape. Si le total est à zéro mais qu’il y a des prospects actifs, vérifiez l’état du workflow 93.</w:t>
-      </w:r>
-    </w:p>
-    <w:p>
-      <w:pPr>
-        <w:pStyle w:val="BodyText"/>
-      </w:pPr>
-      <w:r>
-        <w:rPr>
-          <w:b/>
-          <w:bCs/>
-        </w:rPr>
-        <w:t xml:space="preserve">RDV réservés (24h)</w:t>
-      </w:r>
-      <w:r>
-        <w:t xml:space="preserve"> </w:t>
-      </w:r>
-      <w:r>
-        <w:t xml:space="preserve">Nombre de rendez-vous pris via Calendly. Si un RDV apparaît ici, le prospect a déjà été automatiquement mis à</w:t>
-      </w:r>
-      <w:r>
-        <w:t xml:space="preserve"> </w:t>
-      </w:r>
-      <w:r>
-        <w:rPr>
-          <w:rStyle w:val="VerbatimChar"/>
-        </w:rPr>
-        <w:t xml:space="preserve">meeting_booked</w:t>
-      </w:r>
-      <w:r>
-        <w:t xml:space="preserve">.</w:t>
-      </w:r>
-    </w:p>
-    <w:p>
-      <w:pPr>
-        <w:pStyle w:val="BodyText"/>
-      </w:pPr>
-      <w:r>
-        <w:rPr>
-          <w:b/>
-          <w:bCs/>
-        </w:rPr>
-        <w:t xml:space="preserve">Leads bloqués</w:t>
-      </w:r>
-      <w:r>
-        <w:t xml:space="preserve"> </w:t>
-      </w:r>
-      <w:r>
-        <w:t xml:space="preserve">Prospects dont le mail 1 n’a pas encore été envoyé malgré une date d’action dépassée. Ce cas indique généralement un problème d’envoi Resend ou un prospect mal qualifié.</w:t>
-      </w:r>
-    </w:p>
-    <w:p>
-      <w:r>
-        <w:pict>
-          <v:rect style="width:0;height:1.5pt" o:hralign="center" o:hrstd="t" o:hr="t"/>
-        </w:pict>
-      </w:r>
-    </w:p>
-    <w:bookmarkEnd w:id="24"/>
-    <w:bookmarkEnd w:id="25"/>
-    <w:bookmarkStart w:id="26" w:name="actions-manuelles-disponibles"/>
-    <w:p>
-      <w:pPr>
-        <w:pStyle w:val="Heading2"/>
-      </w:pPr>
-      <w:r>
-        <w:t xml:space="preserve">7. Actions manuelles disponibles</w:t>
-      </w:r>
-    </w:p>
-    <w:p>
-      <w:pPr>
-        <w:pStyle w:val="FirstParagraph"/>
-      </w:pPr>
-      <w:r>
-        <w:t xml:space="preserve">Certaines actions ne sont pas automatisées et doivent être faites manuellement dans Supabase :</w:t>
+        <w:t xml:space="preserve">Pour consulter l’état d’un prospect, utilisez la table</w:t>
+      </w:r>
+      <w:r>
+        <w:t xml:space="preserve"> </w:t>
+      </w:r>
+      <w:r>
+        <w:rPr>
+          <w:rStyle w:val="VerbatimChar"/>
+        </w:rPr>
+        <w:t xml:space="preserve">prospect_targets</w:t>
+      </w:r>
+      <w:r>
+        <w:t xml:space="preserve"> </w:t>
+      </w:r>
+      <w:r>
+        <w:t xml:space="preserve">dans Supabase. Les colonnes principales sont :</w:t>
       </w:r>
     </w:p>
     <w:tbl>
@@ -2208,8 +1623,8 @@
         <w:tblLook w:firstRow="1" w:lastRow="0" w:firstColumn="0" w:lastColumn="0" w:noHBand="0" w:noVBand="0" w:val="0020"/>
       </w:tblPr>
       <w:tblGrid>
-        <w:gridCol w:w="2880"/>
-        <w:gridCol w:w="5040"/>
+        <w:gridCol w:w="2545"/>
+        <w:gridCol w:w="5374"/>
       </w:tblGrid>
       <w:tr>
         <w:trPr>
@@ -2222,18 +1637,18 @@
               <w:pStyle w:val="Compact"/>
             </w:pPr>
             <w:r>
-              <w:t xml:space="preserve">Action</w:t>
-            </w:r>
-          </w:p>
-        </w:tc>
-        <w:tc>
-          <w:tcPr/>
-          <w:p>
-            <w:pPr>
-              <w:pStyle w:val="Compact"/>
-            </w:pPr>
-            <w:r>
-              <w:t xml:space="preserve">Comment faire</w:t>
+              <w:t xml:space="preserve">Colonne</w:t>
+            </w:r>
+          </w:p>
+        </w:tc>
+        <w:tc>
+          <w:tcPr/>
+          <w:p>
+            <w:pPr>
+              <w:pStyle w:val="Compact"/>
+            </w:pPr>
+            <w:r>
+              <w:t xml:space="preserve">Ce qu’elle indique</w:t>
             </w:r>
           </w:p>
         </w:tc>
@@ -2245,34 +1660,22 @@
             <w:pPr>
               <w:pStyle w:val="Compact"/>
             </w:pPr>
-            <w:r>
-              <w:t xml:space="preserve">Marquer un prospect comme gagné</w:t>
-            </w:r>
-          </w:p>
-        </w:tc>
-        <w:tc>
-          <w:tcPr/>
-          <w:p>
-            <w:pPr>
-              <w:pStyle w:val="Compact"/>
-            </w:pPr>
-            <w:r>
-              <w:t xml:space="preserve">Mettre</w:t>
-            </w:r>
-            <w:r>
-              <w:t xml:space="preserve"> </w:t>
-            </w:r>
             <w:r>
               <w:rPr>
                 <w:rStyle w:val="VerbatimChar"/>
               </w:rPr>
-              <w:t xml:space="preserve">status = closed_won</w:t>
-            </w:r>
-            <w:r>
-              <w:t xml:space="preserve"> </w:t>
-            </w:r>
-            <w:r>
-              <w:t xml:space="preserve">dans Supabase</w:t>
+              <w:t xml:space="preserve">target_email</w:t>
+            </w:r>
+          </w:p>
+        </w:tc>
+        <w:tc>
+          <w:tcPr/>
+          <w:p>
+            <w:pPr>
+              <w:pStyle w:val="Compact"/>
+            </w:pPr>
+            <w:r>
+              <w:t xml:space="preserve">Adresse email du prospect (colonne de référence)</w:t>
             </w:r>
           </w:p>
         </w:tc>
@@ -2284,34 +1687,22 @@
             <w:pPr>
               <w:pStyle w:val="Compact"/>
             </w:pPr>
-            <w:r>
-              <w:t xml:space="preserve">Marquer un prospect comme perdu</w:t>
-            </w:r>
-          </w:p>
-        </w:tc>
-        <w:tc>
-          <w:tcPr/>
-          <w:p>
-            <w:pPr>
-              <w:pStyle w:val="Compact"/>
-            </w:pPr>
-            <w:r>
-              <w:t xml:space="preserve">Mettre</w:t>
-            </w:r>
-            <w:r>
-              <w:t xml:space="preserve"> </w:t>
-            </w:r>
             <w:r>
               <w:rPr>
                 <w:rStyle w:val="VerbatimChar"/>
               </w:rPr>
-              <w:t xml:space="preserve">status = closed_lost</w:t>
-            </w:r>
-            <w:r>
-              <w:t xml:space="preserve"> </w:t>
-            </w:r>
-            <w:r>
-              <w:t xml:space="preserve">dans Supabase</w:t>
+              <w:t xml:space="preserve">status</w:t>
+            </w:r>
+          </w:p>
+        </w:tc>
+        <w:tc>
+          <w:tcPr/>
+          <w:p>
+            <w:pPr>
+              <w:pStyle w:val="Compact"/>
+            </w:pPr>
+            <w:r>
+              <w:t xml:space="preserve">Statut actuel du prospect</w:t>
             </w:r>
           </w:p>
         </w:tc>
@@ -2323,43 +1714,49 @@
             <w:pPr>
               <w:pStyle w:val="Compact"/>
             </w:pPr>
-            <w:r>
-              <w:t xml:space="preserve">Reprendre la séquence d’un prospect</w:t>
-            </w:r>
-          </w:p>
-        </w:tc>
-        <w:tc>
-          <w:tcPr/>
-          <w:p>
-            <w:pPr>
-              <w:pStyle w:val="Compact"/>
-            </w:pPr>
-            <w:r>
-              <w:t xml:space="preserve">Mettre</w:t>
-            </w:r>
-            <w:r>
-              <w:t xml:space="preserve"> </w:t>
-            </w:r>
             <w:r>
               <w:rPr>
                 <w:rStyle w:val="VerbatimChar"/>
               </w:rPr>
-              <w:t xml:space="preserve">paused = false</w:t>
-            </w:r>
-            <w:r>
-              <w:t xml:space="preserve"> </w:t>
-            </w:r>
-            <w:r>
-              <w:t xml:space="preserve">et</w:t>
-            </w:r>
-            <w:r>
-              <w:t xml:space="preserve"> </w:t>
-            </w:r>
+              <w:t xml:space="preserve">social_email_1_sent_at</w:t>
+            </w:r>
+          </w:p>
+        </w:tc>
+        <w:tc>
+          <w:tcPr/>
+          <w:p>
+            <w:pPr>
+              <w:pStyle w:val="Compact"/>
+            </w:pPr>
+            <w:r>
+              <w:t xml:space="preserve">Date d’envoi du mail 1</w:t>
+            </w:r>
+          </w:p>
+        </w:tc>
+      </w:tr>
+      <w:tr>
+        <w:tc>
+          <w:tcPr/>
+          <w:p>
+            <w:pPr>
+              <w:pStyle w:val="Compact"/>
+            </w:pPr>
             <w:r>
               <w:rPr>
                 <w:rStyle w:val="VerbatimChar"/>
               </w:rPr>
-              <w:t xml:space="preserve">next_action_at = maintenant</w:t>
+              <w:t xml:space="preserve">social_email_2_sent_at</w:t>
+            </w:r>
+          </w:p>
+        </w:tc>
+        <w:tc>
+          <w:tcPr/>
+          <w:p>
+            <w:pPr>
+              <w:pStyle w:val="Compact"/>
+            </w:pPr>
+            <w:r>
+              <w:t xml:space="preserve">Date d’envoi du mail 2</w:t>
             </w:r>
           </w:p>
         </w:tc>
@@ -2371,28 +1768,22 @@
             <w:pPr>
               <w:pStyle w:val="Compact"/>
             </w:pPr>
-            <w:r>
-              <w:t xml:space="preserve">Bloquer un prospect définitivement</w:t>
-            </w:r>
-          </w:p>
-        </w:tc>
-        <w:tc>
-          <w:tcPr/>
-          <w:p>
-            <w:pPr>
-              <w:pStyle w:val="Compact"/>
-            </w:pPr>
-            <w:r>
-              <w:t xml:space="preserve">Mettre</w:t>
-            </w:r>
-            <w:r>
-              <w:t xml:space="preserve"> </w:t>
-            </w:r>
             <w:r>
               <w:rPr>
                 <w:rStyle w:val="VerbatimChar"/>
               </w:rPr>
-              <w:t xml:space="preserve">do_not_contact = true</w:t>
+              <w:t xml:space="preserve">social_email_3_sent_at</w:t>
+            </w:r>
+          </w:p>
+        </w:tc>
+        <w:tc>
+          <w:tcPr/>
+          <w:p>
+            <w:pPr>
+              <w:pStyle w:val="Compact"/>
+            </w:pPr>
+            <w:r>
+              <w:t xml:space="preserve">Date d’envoi du mail 3</w:t>
             </w:r>
           </w:p>
         </w:tc>
@@ -2404,50 +1795,3319 @@
             <w:pPr>
               <w:pStyle w:val="Compact"/>
             </w:pPr>
-            <w:r>
-              <w:t xml:space="preserve">Réinitialiser la séquence</w:t>
-            </w:r>
-          </w:p>
-        </w:tc>
-        <w:tc>
-          <w:tcPr/>
-          <w:p>
-            <w:pPr>
-              <w:pStyle w:val="Compact"/>
-            </w:pPr>
-            <w:r>
-              <w:t xml:space="preserve">Mettre</w:t>
-            </w:r>
-            <w:r>
-              <w:t xml:space="preserve"> </w:t>
-            </w:r>
             <w:r>
               <w:rPr>
                 <w:rStyle w:val="VerbatimChar"/>
               </w:rPr>
-              <w:t xml:space="preserve">last_sequence_result = null</w:t>
-            </w:r>
-            <w:r>
-              <w:t xml:space="preserve"> </w:t>
-            </w:r>
-            <w:r>
-              <w:t xml:space="preserve">et les trois</w:t>
-            </w:r>
-            <w:r>
-              <w:t xml:space="preserve"> </w:t>
-            </w:r>
+              <w:t xml:space="preserve">next_action_at</w:t>
+            </w:r>
+          </w:p>
+        </w:tc>
+        <w:tc>
+          <w:tcPr/>
+          <w:p>
+            <w:pPr>
+              <w:pStyle w:val="Compact"/>
+            </w:pPr>
+            <w:r>
+              <w:t xml:space="preserve">Date prévue du prochain envoi</w:t>
+            </w:r>
+          </w:p>
+        </w:tc>
+      </w:tr>
+      <w:tr>
+        <w:tc>
+          <w:tcPr/>
+          <w:p>
+            <w:pPr>
+              <w:pStyle w:val="Compact"/>
+            </w:pPr>
             <w:r>
               <w:rPr>
                 <w:rStyle w:val="VerbatimChar"/>
               </w:rPr>
-              <w:t xml:space="preserve">social_email_X_sent_at = null</w:t>
+              <w:t xml:space="preserve">meeting_booked_at</w:t>
+            </w:r>
+          </w:p>
+        </w:tc>
+        <w:tc>
+          <w:tcPr/>
+          <w:p>
+            <w:pPr>
+              <w:pStyle w:val="Compact"/>
+            </w:pPr>
+            <w:r>
+              <w:t xml:space="preserve">Date de réservation du rendez-vous</w:t>
+            </w:r>
+          </w:p>
+        </w:tc>
+      </w:tr>
+      <w:tr>
+        <w:tc>
+          <w:tcPr/>
+          <w:p>
+            <w:pPr>
+              <w:pStyle w:val="Compact"/>
+            </w:pPr>
+            <w:r>
+              <w:rPr>
+                <w:rStyle w:val="VerbatimChar"/>
+              </w:rPr>
+              <w:t xml:space="preserve">paused</w:t>
+            </w:r>
+          </w:p>
+        </w:tc>
+        <w:tc>
+          <w:tcPr/>
+          <w:p>
+            <w:pPr>
+              <w:pStyle w:val="Compact"/>
+            </w:pPr>
+            <w:r>
+              <w:rPr>
+                <w:rStyle w:val="VerbatimChar"/>
+              </w:rPr>
+              <w:t xml:space="preserve">true</w:t>
+            </w:r>
+            <w:r>
+              <w:t xml:space="preserve"> </w:t>
+            </w:r>
+            <w:r>
+              <w:t xml:space="preserve">si la séquence est suspendue</w:t>
+            </w:r>
+          </w:p>
+        </w:tc>
+      </w:tr>
+      <w:tr>
+        <w:tc>
+          <w:tcPr/>
+          <w:p>
+            <w:pPr>
+              <w:pStyle w:val="Compact"/>
+            </w:pPr>
+            <w:r>
+              <w:rPr>
+                <w:rStyle w:val="VerbatimChar"/>
+              </w:rPr>
+              <w:t xml:space="preserve">source_payload</w:t>
+            </w:r>
+          </w:p>
+        </w:tc>
+        <w:tc>
+          <w:tcPr/>
+          <w:p>
+            <w:pPr>
+              <w:pStyle w:val="Compact"/>
+            </w:pPr>
+            <w:r>
+              <w:t xml:space="preserve">Données brutes du formulaire (contient</w:t>
+            </w:r>
+            <w:r>
+              <w:t xml:space="preserve"> </w:t>
+            </w:r>
+            <w:r>
+              <w:rPr>
+                <w:rStyle w:val="VerbatimChar"/>
+              </w:rPr>
+              <w:t xml:space="preserve">form_type</w:t>
+            </w:r>
+            <w:r>
+              <w:t xml:space="preserve">, etc.)</w:t>
             </w:r>
           </w:p>
         </w:tc>
       </w:tr>
     </w:tbl>
+    <w:p>
+      <w:r>
+        <w:pict>
+          <v:rect style="width:0;height:1.5pt" o:hralign="center" o:hrstd="t" o:hr="t"/>
+        </w:pict>
+      </w:r>
+    </w:p>
+    <w:bookmarkEnd w:id="17"/>
+    <w:bookmarkEnd w:id="18"/>
+    <w:bookmarkStart w:id="19" w:name="nomenclature-des-statuts-crm"/>
+    <w:p>
+      <w:pPr>
+        <w:pStyle w:val="Heading2"/>
+      </w:pPr>
+      <w:r>
+        <w:t xml:space="preserve">4. Nomenclature des statuts CRM</w:t>
+      </w:r>
+    </w:p>
+    <w:tbl>
+      <w:tblPr>
+        <w:tblStyle w:val="Table"/>
+        <w:tblW w:type="pct" w:w="5000"/>
+        <w:tblLayout w:type="fixed"/>
+        <w:tblLook w:firstRow="1" w:lastRow="0" w:firstColumn="0" w:lastColumn="0" w:noHBand="0" w:noVBand="0" w:val="0020"/>
+      </w:tblPr>
+      <w:tblGrid>
+        <w:gridCol w:w="1667"/>
+        <w:gridCol w:w="2917"/>
+        <w:gridCol w:w="3334"/>
+      </w:tblGrid>
+      <w:tr>
+        <w:trPr>
+          <w:tblHeader w:val="on"/>
+        </w:trPr>
+        <w:tc>
+          <w:tcPr/>
+          <w:p>
+            <w:pPr>
+              <w:pStyle w:val="Compact"/>
+            </w:pPr>
+            <w:r>
+              <w:t xml:space="preserve">Statut</w:t>
+            </w:r>
+          </w:p>
+        </w:tc>
+        <w:tc>
+          <w:tcPr/>
+          <w:p>
+            <w:pPr>
+              <w:pStyle w:val="Compact"/>
+            </w:pPr>
+            <w:r>
+              <w:t xml:space="preserve">Signification</w:t>
+            </w:r>
+          </w:p>
+        </w:tc>
+        <w:tc>
+          <w:tcPr/>
+          <w:p>
+            <w:pPr>
+              <w:pStyle w:val="Compact"/>
+            </w:pPr>
+            <w:r>
+              <w:t xml:space="preserve">Séquence email</w:t>
+            </w:r>
+          </w:p>
+        </w:tc>
+      </w:tr>
+      <w:tr>
+        <w:tc>
+          <w:tcPr/>
+          <w:p>
+            <w:pPr>
+              <w:pStyle w:val="Compact"/>
+            </w:pPr>
+            <w:r>
+              <w:rPr>
+                <w:rStyle w:val="VerbatimChar"/>
+              </w:rPr>
+              <w:t xml:space="preserve">ready</w:t>
+            </w:r>
+          </w:p>
+        </w:tc>
+        <w:tc>
+          <w:tcPr/>
+          <w:p>
+            <w:pPr>
+              <w:pStyle w:val="Compact"/>
+            </w:pPr>
+            <w:r>
+              <w:t xml:space="preserve">Prospect en attente de traitement</w:t>
+            </w:r>
+          </w:p>
+        </w:tc>
+        <w:tc>
+          <w:tcPr/>
+          <w:p>
+            <w:pPr>
+              <w:pStyle w:val="Compact"/>
+            </w:pPr>
+            <w:r>
+              <w:t xml:space="preserve">En attente</w:t>
+            </w:r>
+          </w:p>
+        </w:tc>
+      </w:tr>
+      <w:tr>
+        <w:tc>
+          <w:tcPr/>
+          <w:p>
+            <w:pPr>
+              <w:pStyle w:val="Compact"/>
+            </w:pPr>
+            <w:r>
+              <w:rPr>
+                <w:rStyle w:val="VerbatimChar"/>
+              </w:rPr>
+              <w:t xml:space="preserve">active</w:t>
+            </w:r>
+          </w:p>
+        </w:tc>
+        <w:tc>
+          <w:tcPr/>
+          <w:p>
+            <w:pPr>
+              <w:pStyle w:val="Compact"/>
+            </w:pPr>
+            <w:r>
+              <w:t xml:space="preserve">Prospect actif, séquence en cours</w:t>
+            </w:r>
+          </w:p>
+        </w:tc>
+        <w:tc>
+          <w:tcPr/>
+          <w:p>
+            <w:pPr>
+              <w:pStyle w:val="Compact"/>
+            </w:pPr>
+            <w:r>
+              <w:t xml:space="preserve">Active</w:t>
+            </w:r>
+          </w:p>
+        </w:tc>
+      </w:tr>
+      <w:tr>
+        <w:tc>
+          <w:tcPr/>
+          <w:p>
+            <w:pPr>
+              <w:pStyle w:val="Compact"/>
+            </w:pPr>
+            <w:r>
+              <w:rPr>
+                <w:rStyle w:val="VerbatimChar"/>
+              </w:rPr>
+              <w:t xml:space="preserve">meeting_invited</w:t>
+            </w:r>
+          </w:p>
+        </w:tc>
+        <w:tc>
+          <w:tcPr/>
+          <w:p>
+            <w:pPr>
+              <w:pStyle w:val="Compact"/>
+            </w:pPr>
+            <w:r>
+              <w:t xml:space="preserve">Mail 1 envoyé avec lien de rendez-vous</w:t>
+            </w:r>
+          </w:p>
+        </w:tc>
+        <w:tc>
+          <w:tcPr/>
+          <w:p>
+            <w:pPr>
+              <w:pStyle w:val="Compact"/>
+            </w:pPr>
+            <w:r>
+              <w:t xml:space="preserve">En cours</w:t>
+            </w:r>
+          </w:p>
+        </w:tc>
+      </w:tr>
+      <w:tr>
+        <w:tc>
+          <w:tcPr/>
+          <w:p>
+            <w:pPr>
+              <w:pStyle w:val="Compact"/>
+            </w:pPr>
+            <w:r>
+              <w:rPr>
+                <w:rStyle w:val="VerbatimChar"/>
+              </w:rPr>
+              <w:t xml:space="preserve">followup_pending</w:t>
+            </w:r>
+          </w:p>
+        </w:tc>
+        <w:tc>
+          <w:tcPr/>
+          <w:p>
+            <w:pPr>
+              <w:pStyle w:val="Compact"/>
+            </w:pPr>
+            <w:r>
+              <w:t xml:space="preserve">Mail 2 envoyé, en attente de réponse</w:t>
+            </w:r>
+          </w:p>
+        </w:tc>
+        <w:tc>
+          <w:tcPr/>
+          <w:p>
+            <w:pPr>
+              <w:pStyle w:val="Compact"/>
+            </w:pPr>
+            <w:r>
+              <w:t xml:space="preserve">En cours</w:t>
+            </w:r>
+          </w:p>
+        </w:tc>
+      </w:tr>
+      <w:tr>
+        <w:tc>
+          <w:tcPr/>
+          <w:p>
+            <w:pPr>
+              <w:pStyle w:val="Compact"/>
+            </w:pPr>
+            <w:r>
+              <w:rPr>
+                <w:rStyle w:val="VerbatimChar"/>
+              </w:rPr>
+              <w:t xml:space="preserve">replied</w:t>
+            </w:r>
+          </w:p>
+        </w:tc>
+        <w:tc>
+          <w:tcPr/>
+          <w:p>
+            <w:pPr>
+              <w:pStyle w:val="Compact"/>
+            </w:pPr>
+            <w:r>
+              <w:t xml:space="preserve">Le prospect a répondu — réponse automatique envoyée</w:t>
+            </w:r>
+          </w:p>
+        </w:tc>
+        <w:tc>
+          <w:tcPr/>
+          <w:p>
+            <w:pPr>
+              <w:pStyle w:val="Compact"/>
+            </w:pPr>
+            <w:r>
+              <w:rPr>
+                <w:b/>
+                <w:bCs/>
+              </w:rPr>
+              <w:t xml:space="preserve">Stoppée</w:t>
+            </w:r>
+          </w:p>
+        </w:tc>
+      </w:tr>
+      <w:tr>
+        <w:tc>
+          <w:tcPr/>
+          <w:p>
+            <w:pPr>
+              <w:pStyle w:val="Compact"/>
+            </w:pPr>
+            <w:r>
+              <w:rPr>
+                <w:rStyle w:val="VerbatimChar"/>
+              </w:rPr>
+              <w:t xml:space="preserve">human_handoff_required</w:t>
+            </w:r>
+          </w:p>
+        </w:tc>
+        <w:tc>
+          <w:tcPr/>
+          <w:p>
+            <w:pPr>
+              <w:pStyle w:val="Compact"/>
+            </w:pPr>
+            <w:r>
+              <w:t xml:space="preserve">Réponse reçue nécessitant une intervention humaine</w:t>
+            </w:r>
+          </w:p>
+        </w:tc>
+        <w:tc>
+          <w:tcPr/>
+          <w:p>
+            <w:pPr>
+              <w:pStyle w:val="Compact"/>
+            </w:pPr>
+            <w:r>
+              <w:rPr>
+                <w:b/>
+                <w:bCs/>
+              </w:rPr>
+              <w:t xml:space="preserve">Stoppée</w:t>
+            </w:r>
+          </w:p>
+        </w:tc>
+      </w:tr>
+      <w:tr>
+        <w:tc>
+          <w:tcPr/>
+          <w:p>
+            <w:pPr>
+              <w:pStyle w:val="Compact"/>
+            </w:pPr>
+            <w:r>
+              <w:rPr>
+                <w:rStyle w:val="VerbatimChar"/>
+              </w:rPr>
+              <w:t xml:space="preserve">meeting_booked</w:t>
+            </w:r>
+          </w:p>
+        </w:tc>
+        <w:tc>
+          <w:tcPr/>
+          <w:p>
+            <w:pPr>
+              <w:pStyle w:val="Compact"/>
+            </w:pPr>
+            <w:r>
+              <w:t xml:space="preserve">Rendez-vous réservé via Calendly</w:t>
+            </w:r>
+          </w:p>
+        </w:tc>
+        <w:tc>
+          <w:tcPr/>
+          <w:p>
+            <w:pPr>
+              <w:pStyle w:val="Compact"/>
+            </w:pPr>
+            <w:r>
+              <w:rPr>
+                <w:b/>
+                <w:bCs/>
+              </w:rPr>
+              <w:t xml:space="preserve">Stoppée</w:t>
+            </w:r>
+          </w:p>
+        </w:tc>
+      </w:tr>
+      <w:tr>
+        <w:tc>
+          <w:tcPr/>
+          <w:p>
+            <w:pPr>
+              <w:pStyle w:val="Compact"/>
+            </w:pPr>
+            <w:r>
+              <w:rPr>
+                <w:rStyle w:val="VerbatimChar"/>
+              </w:rPr>
+              <w:t xml:space="preserve">closed_no_reply</w:t>
+            </w:r>
+          </w:p>
+        </w:tc>
+        <w:tc>
+          <w:tcPr/>
+          <w:p>
+            <w:pPr>
+              <w:pStyle w:val="Compact"/>
+            </w:pPr>
+            <w:r>
+              <w:t xml:space="preserve">Séquence terminée sans réponse</w:t>
+            </w:r>
+          </w:p>
+        </w:tc>
+        <w:tc>
+          <w:tcPr/>
+          <w:p>
+            <w:pPr>
+              <w:pStyle w:val="Compact"/>
+            </w:pPr>
+            <w:r>
+              <w:rPr>
+                <w:b/>
+                <w:bCs/>
+              </w:rPr>
+              <w:t xml:space="preserve">Stoppée</w:t>
+            </w:r>
+          </w:p>
+        </w:tc>
+      </w:tr>
+      <w:tr>
+        <w:tc>
+          <w:tcPr/>
+          <w:p>
+            <w:pPr>
+              <w:pStyle w:val="Compact"/>
+            </w:pPr>
+            <w:r>
+              <w:rPr>
+                <w:rStyle w:val="VerbatimChar"/>
+              </w:rPr>
+              <w:t xml:space="preserve">closed_won</w:t>
+            </w:r>
+          </w:p>
+        </w:tc>
+        <w:tc>
+          <w:tcPr/>
+          <w:p>
+            <w:pPr>
+              <w:pStyle w:val="Compact"/>
+            </w:pPr>
+            <w:r>
+              <w:t xml:space="preserve">Prospect converti en client (action manuelle)</w:t>
+            </w:r>
+          </w:p>
+        </w:tc>
+        <w:tc>
+          <w:tcPr/>
+          <w:p>
+            <w:pPr>
+              <w:pStyle w:val="Compact"/>
+            </w:pPr>
+            <w:r>
+              <w:rPr>
+                <w:b/>
+                <w:bCs/>
+              </w:rPr>
+              <w:t xml:space="preserve">Stoppée</w:t>
+            </w:r>
+          </w:p>
+        </w:tc>
+      </w:tr>
+      <w:tr>
+        <w:tc>
+          <w:tcPr/>
+          <w:p>
+            <w:pPr>
+              <w:pStyle w:val="Compact"/>
+            </w:pPr>
+            <w:r>
+              <w:rPr>
+                <w:rStyle w:val="VerbatimChar"/>
+              </w:rPr>
+              <w:t xml:space="preserve">closed_lost</w:t>
+            </w:r>
+          </w:p>
+        </w:tc>
+        <w:tc>
+          <w:tcPr/>
+          <w:p>
+            <w:pPr>
+              <w:pStyle w:val="Compact"/>
+            </w:pPr>
+            <w:r>
+              <w:t xml:space="preserve">Prospect perdu (action manuelle)</w:t>
+            </w:r>
+          </w:p>
+        </w:tc>
+        <w:tc>
+          <w:tcPr/>
+          <w:p>
+            <w:pPr>
+              <w:pStyle w:val="Compact"/>
+            </w:pPr>
+            <w:r>
+              <w:rPr>
+                <w:b/>
+                <w:bCs/>
+              </w:rPr>
+              <w:t xml:space="preserve">Stoppée</w:t>
+            </w:r>
+          </w:p>
+        </w:tc>
+      </w:tr>
+    </w:tbl>
+    <w:p>
+      <w:r>
+        <w:pict>
+          <v:rect style="width:0;height:1.5pt" o:hralign="center" o:hrstd="t" o:hr="t"/>
+        </w:pict>
+      </w:r>
+    </w:p>
+    <w:bookmarkEnd w:id="19"/>
+    <w:bookmarkStart w:id="25" w:name="les-cinq-workflows-n8n"/>
+    <w:p>
+      <w:pPr>
+        <w:pStyle w:val="Heading2"/>
+      </w:pPr>
+      <w:r>
+        <w:t xml:space="preserve">5. Les cinq workflows n8n</w:t>
+      </w:r>
+    </w:p>
+    <w:bookmarkStart w:id="20" w:name="workflow-93-séquence-google-forms"/>
+    <w:p>
+      <w:pPr>
+        <w:pStyle w:val="Heading3"/>
+      </w:pPr>
+      <w:r>
+        <w:t xml:space="preserve">Workflow 93 — Séquence Google Forms</w:t>
+      </w:r>
+    </w:p>
+    <w:p>
+      <w:pPr>
+        <w:pStyle w:val="FirstParagraph"/>
+      </w:pPr>
+      <w:r>
+        <w:rPr>
+          <w:b/>
+          <w:bCs/>
+        </w:rPr>
+        <w:t xml:space="preserve">Fichier :</w:t>
+      </w:r>
+      <w:r>
+        <w:t xml:space="preserve"> </w:t>
+      </w:r>
+      <w:r>
+        <w:rPr>
+          <w:rStyle w:val="VerbatimChar"/>
+        </w:rPr>
+        <w:t xml:space="preserve">93_n8n_Google_Forms_Social_Lead_Sequence_V2_Clean_Importable.json</w:t>
+      </w:r>
+    </w:p>
+    <w:p>
+      <w:pPr>
+        <w:pStyle w:val="BodyText"/>
+      </w:pPr>
+      <w:r>
+        <w:t xml:space="preserve">Ce workflow gère tout le cycle de prospection :</w:t>
+      </w:r>
+      <w:r>
+        <w:t xml:space="preserve"> </w:t>
+      </w:r>
+      <w:r>
+        <w:t xml:space="preserve">- Réception du formulaire Google Forms via webhook</w:t>
+      </w:r>
+      <w:r>
+        <w:t xml:space="preserve"> </w:t>
+      </w:r>
+      <w:r>
+        <w:t xml:space="preserve">- Création ou mise à jour du prospect dans Supabase</w:t>
+      </w:r>
+      <w:r>
+        <w:t xml:space="preserve"> </w:t>
+      </w:r>
+      <w:r>
+        <w:t xml:space="preserve">- Envoi du mail 1 immédiatement après soumission</w:t>
+      </w:r>
+      <w:r>
+        <w:t xml:space="preserve"> </w:t>
+      </w:r>
+      <w:r>
+        <w:t xml:space="preserve">- Envoi des mails 2 et 3 via un cron horaire (lundi au samedi)</w:t>
+      </w:r>
+      <w:r>
+        <w:t xml:space="preserve"> </w:t>
+      </w:r>
+      <w:r>
+        <w:t xml:space="preserve">- Mise à jour du statut CRM après chaque envoi</w:t>
+      </w:r>
+    </w:p>
+    <w:p>
+      <w:pPr>
+        <w:pStyle w:val="BodyText"/>
+      </w:pPr>
+      <w:r>
+        <w:rPr>
+          <w:b/>
+          <w:bCs/>
+        </w:rPr>
+        <w:t xml:space="preserve">Exclusion automatique des prospects inactifs :</w:t>
+      </w:r>
+      <w:r>
+        <w:t xml:space="preserve"> </w:t>
+      </w:r>
+      <w:r>
+        <w:t xml:space="preserve">Le workflow ne traite que les prospects dont le statut est</w:t>
+      </w:r>
+      <w:r>
+        <w:t xml:space="preserve"> </w:t>
+      </w:r>
+      <w:r>
+        <w:rPr>
+          <w:rStyle w:val="VerbatimChar"/>
+        </w:rPr>
+        <w:t xml:space="preserve">ready</w:t>
+      </w:r>
+      <w:r>
+        <w:t xml:space="preserve"> </w:t>
+      </w:r>
+      <w:r>
+        <w:t xml:space="preserve">ou</w:t>
+      </w:r>
+      <w:r>
+        <w:t xml:space="preserve"> </w:t>
+      </w:r>
+      <w:r>
+        <w:rPr>
+          <w:rStyle w:val="VerbatimChar"/>
+        </w:rPr>
+        <w:t xml:space="preserve">active</w:t>
+      </w:r>
+      <w:r>
+        <w:t xml:space="preserve">. Les statuts</w:t>
+      </w:r>
+      <w:r>
+        <w:t xml:space="preserve"> </w:t>
+      </w:r>
+      <w:r>
+        <w:rPr>
+          <w:rStyle w:val="VerbatimChar"/>
+        </w:rPr>
+        <w:t xml:space="preserve">replied</w:t>
+      </w:r>
+      <w:r>
+        <w:t xml:space="preserve">,</w:t>
+      </w:r>
+      <w:r>
+        <w:t xml:space="preserve"> </w:t>
+      </w:r>
+      <w:r>
+        <w:rPr>
+          <w:rStyle w:val="VerbatimChar"/>
+        </w:rPr>
+        <w:t xml:space="preserve">human_handoff_required</w:t>
+      </w:r>
+      <w:r>
+        <w:t xml:space="preserve"> </w:t>
+      </w:r>
+      <w:r>
+        <w:t xml:space="preserve">et</w:t>
+      </w:r>
+      <w:r>
+        <w:t xml:space="preserve"> </w:t>
+      </w:r>
+      <w:r>
+        <w:rPr>
+          <w:rStyle w:val="VerbatimChar"/>
+        </w:rPr>
+        <w:t xml:space="preserve">meeting_booked</w:t>
+      </w:r>
+      <w:r>
+        <w:t xml:space="preserve"> </w:t>
+      </w:r>
+      <w:r>
+        <w:t xml:space="preserve">sont automatiquement exclus de la file de relance.</w:t>
+      </w:r>
+    </w:p>
+    <w:p>
+      <w:pPr>
+        <w:pStyle w:val="BodyText"/>
+      </w:pPr>
+      <w:r>
+        <w:rPr>
+          <w:b/>
+          <w:bCs/>
+        </w:rPr>
+        <w:t xml:space="preserve">Déclencheurs :</w:t>
+      </w:r>
+      <w:r>
+        <w:t xml:space="preserve"> </w:t>
+      </w:r>
+      <w:r>
+        <w:t xml:space="preserve">- Webhook : nouveau formulaire soumis</w:t>
+      </w:r>
+      <w:r>
+        <w:t xml:space="preserve"> </w:t>
+      </w:r>
+      <w:r>
+        <w:t xml:space="preserve">- Cron : toutes les heures, du lundi au samedi</w:t>
+      </w:r>
+    </w:p>
+    <w:p>
+      <w:r>
+        <w:pict>
+          <v:rect style="width:0;height:1.5pt" o:hralign="center" o:hrstd="t" o:hr="t"/>
+        </w:pict>
+      </w:r>
+    </w:p>
+    <w:bookmarkEnd w:id="20"/>
+    <w:bookmarkStart w:id="21" w:name="workflow-94-calendly-rendez-vous"/>
+    <w:p>
+      <w:pPr>
+        <w:pStyle w:val="Heading3"/>
+      </w:pPr>
+      <w:r>
+        <w:t xml:space="preserve">Workflow 94 — Calendly Rendez-vous</w:t>
+      </w:r>
+    </w:p>
+    <w:p>
+      <w:pPr>
+        <w:pStyle w:val="FirstParagraph"/>
+      </w:pPr>
+      <w:r>
+        <w:rPr>
+          <w:b/>
+          <w:bCs/>
+        </w:rPr>
+        <w:t xml:space="preserve">Fichier :</w:t>
+      </w:r>
+      <w:r>
+        <w:t xml:space="preserve"> </w:t>
+      </w:r>
+      <w:r>
+        <w:rPr>
+          <w:rStyle w:val="VerbatimChar"/>
+        </w:rPr>
+        <w:t xml:space="preserve">94_n8n_Calendly_Meeting_Booked_Webhook_V1.json</w:t>
+      </w:r>
+    </w:p>
+    <w:p>
+      <w:pPr>
+        <w:pStyle w:val="BodyText"/>
+      </w:pPr>
+      <w:r>
+        <w:t xml:space="preserve">Ce workflow détecte automatiquement chaque réservation de rendez-vous Calendly et :</w:t>
+      </w:r>
+      <w:r>
+        <w:t xml:space="preserve"> </w:t>
+      </w:r>
+      <w:r>
+        <w:t xml:space="preserve">- Identifie le prospect par son adresse email</w:t>
+      </w:r>
+      <w:r>
+        <w:t xml:space="preserve"> </w:t>
+      </w:r>
+      <w:r>
+        <w:t xml:space="preserve">- Met son statut à</w:t>
+      </w:r>
+      <w:r>
+        <w:t xml:space="preserve"> </w:t>
+      </w:r>
+      <w:r>
+        <w:rPr>
+          <w:rStyle w:val="VerbatimChar"/>
+        </w:rPr>
+        <w:t xml:space="preserve">meeting_booked</w:t>
+      </w:r>
+      <w:r>
+        <w:t xml:space="preserve"> </w:t>
+      </w:r>
+      <w:r>
+        <w:t xml:space="preserve">- Suspend sa séquence (</w:t>
+      </w:r>
+      <w:r>
+        <w:rPr>
+          <w:rStyle w:val="VerbatimChar"/>
+        </w:rPr>
+        <w:t xml:space="preserve">paused = true</w:t>
+      </w:r>
+      <w:r>
+        <w:t xml:space="preserve">)</w:t>
+      </w:r>
+      <w:r>
+        <w:t xml:space="preserve"> </w:t>
+      </w:r>
+      <w:r>
+        <w:t xml:space="preserve">- Envoie une alerte email à l’administrateur</w:t>
+      </w:r>
+    </w:p>
+    <w:p>
+      <w:pPr>
+        <w:pStyle w:val="BodyText"/>
+      </w:pPr>
+      <w:r>
+        <w:rPr>
+          <w:b/>
+          <w:bCs/>
+        </w:rPr>
+        <w:t xml:space="preserve">Déclencheur :</w:t>
+      </w:r>
+      <w:r>
+        <w:t xml:space="preserve"> </w:t>
+      </w:r>
+      <w:r>
+        <w:t xml:space="preserve">Webhook Calendly (événement</w:t>
+      </w:r>
+      <w:r>
+        <w:t xml:space="preserve"> </w:t>
+      </w:r>
+      <w:r>
+        <w:rPr>
+          <w:rStyle w:val="VerbatimChar"/>
+        </w:rPr>
+        <w:t xml:space="preserve">invitee.created</w:t>
+      </w:r>
+      <w:r>
+        <w:t xml:space="preserve">)</w:t>
+      </w:r>
+    </w:p>
+    <w:p>
+      <w:r>
+        <w:pict>
+          <v:rect style="width:0;height:1.5pt" o:hralign="center" o:hrstd="t" o:hr="t"/>
+        </w:pict>
+      </w:r>
+    </w:p>
+    <w:bookmarkEnd w:id="21"/>
+    <w:bookmarkStart w:id="22" w:name="workflow-95-rapport-quotidien"/>
+    <w:p>
+      <w:pPr>
+        <w:pStyle w:val="Heading3"/>
+      </w:pPr>
+      <w:r>
+        <w:t xml:space="preserve">Workflow 95 — Rapport quotidien</w:t>
+      </w:r>
+    </w:p>
+    <w:p>
+      <w:pPr>
+        <w:pStyle w:val="FirstParagraph"/>
+      </w:pPr>
+      <w:r>
+        <w:rPr>
+          <w:b/>
+          <w:bCs/>
+        </w:rPr>
+        <w:t xml:space="preserve">Fichier :</w:t>
+      </w:r>
+      <w:r>
+        <w:t xml:space="preserve"> </w:t>
+      </w:r>
+      <w:r>
+        <w:rPr>
+          <w:rStyle w:val="VerbatimChar"/>
+        </w:rPr>
+        <w:t xml:space="preserve">95_n8n_Daily_Monitoring_Report_V1.json</w:t>
+      </w:r>
+    </w:p>
+    <w:p>
+      <w:pPr>
+        <w:pStyle w:val="BodyText"/>
+      </w:pPr>
+      <w:r>
+        <w:t xml:space="preserve">Ce workflow envoie chaque matin à 7h00 (lundi–samedi) un email à</w:t>
+      </w:r>
+      <w:r>
+        <w:t xml:space="preserve"> </w:t>
+      </w:r>
+      <w:r>
+        <w:rPr>
+          <w:rStyle w:val="VerbatimChar"/>
+        </w:rPr>
+        <w:t xml:space="preserve">contact@transferai.ci</w:t>
+      </w:r>
+      <w:r>
+        <w:t xml:space="preserve"> </w:t>
+      </w:r>
+      <w:r>
+        <w:t xml:space="preserve">contenant :</w:t>
+      </w:r>
+      <w:r>
+        <w:t xml:space="preserve"> </w:t>
+      </w:r>
+      <w:r>
+        <w:t xml:space="preserve">- Le nombre de nouveaux prospects des dernières 24 heures</w:t>
+      </w:r>
+      <w:r>
+        <w:t xml:space="preserve"> </w:t>
+      </w:r>
+      <w:r>
+        <w:t xml:space="preserve">- Le nombre d’emails envoyés par étape (mail 1 / mail 2 / mail 3)</w:t>
+      </w:r>
+      <w:r>
+        <w:t xml:space="preserve"> </w:t>
+      </w:r>
+      <w:r>
+        <w:t xml:space="preserve">- Le nombre de rendez-vous réservés</w:t>
+      </w:r>
+      <w:r>
+        <w:t xml:space="preserve"> </w:t>
+      </w:r>
+      <w:r>
+        <w:t xml:space="preserve">- Les prospects bloqués (mail 1 non envoyé malgré une date d’action dépassée)</w:t>
+      </w:r>
+    </w:p>
+    <w:p>
+      <w:pPr>
+        <w:pStyle w:val="BodyText"/>
+      </w:pPr>
+      <w:r>
+        <w:rPr>
+          <w:b/>
+          <w:bCs/>
+        </w:rPr>
+        <w:t xml:space="preserve">Déclencheur :</w:t>
+      </w:r>
+      <w:r>
+        <w:t xml:space="preserve"> </w:t>
+      </w:r>
+      <w:r>
+        <w:t xml:space="preserve">Cron</w:t>
+      </w:r>
+      <w:r>
+        <w:t xml:space="preserve"> </w:t>
+      </w:r>
+      <w:r>
+        <w:rPr>
+          <w:rStyle w:val="VerbatimChar"/>
+        </w:rPr>
+        <w:t xml:space="preserve">0 7 * * 1-6</w:t>
+      </w:r>
+    </w:p>
+    <w:p>
+      <w:r>
+        <w:pict>
+          <v:rect style="width:0;height:1.5pt" o:hralign="center" o:hrstd="t" o:hr="t"/>
+        </w:pict>
+      </w:r>
+    </w:p>
+    <w:bookmarkEnd w:id="22"/>
+    <w:bookmarkStart w:id="23" w:name="workflow-96-gestion-des-bounces-resend"/>
+    <w:p>
+      <w:pPr>
+        <w:pStyle w:val="Heading3"/>
+      </w:pPr>
+      <w:r>
+        <w:t xml:space="preserve">Workflow 96 — Gestion des bounces Resend</w:t>
+      </w:r>
+    </w:p>
+    <w:p>
+      <w:pPr>
+        <w:pStyle w:val="FirstParagraph"/>
+      </w:pPr>
+      <w:r>
+        <w:rPr>
+          <w:b/>
+          <w:bCs/>
+        </w:rPr>
+        <w:t xml:space="preserve">Fichier :</w:t>
+      </w:r>
+      <w:r>
+        <w:t xml:space="preserve"> </w:t>
+      </w:r>
+      <w:r>
+        <w:rPr>
+          <w:rStyle w:val="VerbatimChar"/>
+        </w:rPr>
+        <w:t xml:space="preserve">96_n8n_Resend_Email_Events_Webhook_V1.json</w:t>
+      </w:r>
+    </w:p>
+    <w:p>
+      <w:pPr>
+        <w:pStyle w:val="BodyText"/>
+      </w:pPr>
+      <w:r>
+        <w:t xml:space="preserve">Ce workflow reçoit les événements de la plateforme Resend (bounce, complaint) et :</w:t>
+      </w:r>
+      <w:r>
+        <w:t xml:space="preserve"> </w:t>
+      </w:r>
+      <w:r>
+        <w:t xml:space="preserve">- Identifie le prospect concerné via les tags inclus dans l’email</w:t>
+      </w:r>
+      <w:r>
+        <w:t xml:space="preserve"> </w:t>
+      </w:r>
+      <w:r>
+        <w:t xml:space="preserve">- Suspend la séquence immédiatement</w:t>
+      </w:r>
+      <w:r>
+        <w:t xml:space="preserve"> </w:t>
+      </w:r>
+      <w:r>
+        <w:t xml:space="preserve">- Met le statut à</w:t>
+      </w:r>
+      <w:r>
+        <w:t xml:space="preserve"> </w:t>
+      </w:r>
+      <w:r>
+        <w:rPr>
+          <w:rStyle w:val="VerbatimChar"/>
+        </w:rPr>
+        <w:t xml:space="preserve">closed_no_reply</w:t>
+      </w:r>
+      <w:r>
+        <w:t xml:space="preserve"> </w:t>
+      </w:r>
+      <w:r>
+        <w:t xml:space="preserve">avec la raison appropriée (</w:t>
+      </w:r>
+      <w:r>
+        <w:rPr>
+          <w:rStyle w:val="VerbatimChar"/>
+        </w:rPr>
+        <w:t xml:space="preserve">email_bounced</w:t>
+      </w:r>
+      <w:r>
+        <w:t xml:space="preserve"> </w:t>
+      </w:r>
+      <w:r>
+        <w:t xml:space="preserve">ou</w:t>
+      </w:r>
+      <w:r>
+        <w:t xml:space="preserve"> </w:t>
+      </w:r>
+      <w:r>
+        <w:rPr>
+          <w:rStyle w:val="VerbatimChar"/>
+        </w:rPr>
+        <w:t xml:space="preserve">email_complained</w:t>
+      </w:r>
+      <w:r>
+        <w:t xml:space="preserve">)</w:t>
+      </w:r>
+    </w:p>
+    <w:p>
+      <w:pPr>
+        <w:pStyle w:val="BodyText"/>
+      </w:pPr>
+      <w:r>
+        <w:rPr>
+          <w:b/>
+          <w:bCs/>
+        </w:rPr>
+        <w:t xml:space="preserve">Déclencheur :</w:t>
+      </w:r>
+      <w:r>
+        <w:t xml:space="preserve"> </w:t>
+      </w:r>
+      <w:r>
+        <w:t xml:space="preserve">Webhook Resend</w:t>
+      </w:r>
+    </w:p>
+    <w:p>
+      <w:r>
+        <w:pict>
+          <v:rect style="width:0;height:1.5pt" o:hralign="center" o:hrstd="t" o:hr="t"/>
+        </w:pict>
+      </w:r>
+    </w:p>
+    <w:bookmarkEnd w:id="23"/>
+    <w:bookmarkStart w:id="24" w:name="workflow-97-zoho-reply-intelligence"/>
+    <w:p>
+      <w:pPr>
+        <w:pStyle w:val="Heading3"/>
+      </w:pPr>
+      <w:r>
+        <w:t xml:space="preserve">Workflow 97 — Zoho Reply Intelligence</w:t>
+      </w:r>
+    </w:p>
+    <w:p>
+      <w:pPr>
+        <w:pStyle w:val="FirstParagraph"/>
+      </w:pPr>
+      <w:r>
+        <w:rPr>
+          <w:b/>
+          <w:bCs/>
+        </w:rPr>
+        <w:t xml:space="preserve">Fichier :</w:t>
+      </w:r>
+      <w:r>
+        <w:t xml:space="preserve"> </w:t>
+      </w:r>
+      <w:r>
+        <w:rPr>
+          <w:rStyle w:val="VerbatimChar"/>
+        </w:rPr>
+        <w:t xml:space="preserve">97_n8n_Zoho_Reply_Intelligence_V1.json</w:t>
+      </w:r>
+    </w:p>
+    <w:p>
+      <w:pPr>
+        <w:pStyle w:val="BodyText"/>
+      </w:pPr>
+      <w:r>
+        <w:t xml:space="preserve">Ce workflow surveille en continu la boîte de réception Zoho Mail (</w:t>
+      </w:r>
+      <w:r>
+        <w:rPr>
+          <w:rStyle w:val="VerbatimChar"/>
+        </w:rPr>
+        <w:t xml:space="preserve">contact@transferai.ci</w:t>
+      </w:r>
+      <w:r>
+        <w:t xml:space="preserve">) via IMAP et traite automatiquement toutes les réponses entrantes des prospects.</w:t>
+      </w:r>
+    </w:p>
+    <w:p>
+      <w:pPr>
+        <w:pStyle w:val="BodyText"/>
+      </w:pPr>
+      <w:r>
+        <w:rPr>
+          <w:b/>
+          <w:bCs/>
+        </w:rPr>
+        <w:t xml:space="preserve">Connexion Zoho Mail :</w:t>
+      </w:r>
+      <w:r>
+        <w:t xml:space="preserve"> </w:t>
+      </w:r>
+      <w:r>
+        <w:t xml:space="preserve">Le workflow utilise une connexion IMAP avec un mot de passe d’application Zoho (App Password), distinct du mot de passe principal. Serveur :</w:t>
+      </w:r>
+      <w:r>
+        <w:t xml:space="preserve"> </w:t>
+      </w:r>
+      <w:r>
+        <w:rPr>
+          <w:rStyle w:val="VerbatimChar"/>
+        </w:rPr>
+        <w:t xml:space="preserve">imap.zoho.eu</w:t>
+      </w:r>
+      <w:r>
+        <w:t xml:space="preserve">, port 993, SSL activé.</w:t>
+      </w:r>
+    </w:p>
+    <w:p>
+      <w:pPr>
+        <w:pStyle w:val="BodyText"/>
+      </w:pPr>
+      <w:r>
+        <w:rPr>
+          <w:b/>
+          <w:bCs/>
+        </w:rPr>
+        <w:t xml:space="preserve">Déroulement du traitement :</w:t>
+      </w:r>
+    </w:p>
+    <w:p>
+      <w:pPr>
+        <w:pStyle w:val="Compact"/>
+        <w:numPr>
+          <w:ilvl w:val="0"/>
+          <w:numId w:val="1003"/>
+        </w:numPr>
+      </w:pPr>
+      <w:r>
+        <w:rPr>
+          <w:b/>
+          <w:bCs/>
+        </w:rPr>
+        <w:t xml:space="preserve">Détection</w:t>
+      </w:r>
+      <w:r>
+        <w:t xml:space="preserve"> </w:t>
+      </w:r>
+      <w:r>
+        <w:t xml:space="preserve">— Polling IMAP toutes les minutes sur la boîte</w:t>
+      </w:r>
+      <w:r>
+        <w:t xml:space="preserve"> </w:t>
+      </w:r>
+      <w:r>
+        <w:rPr>
+          <w:rStyle w:val="VerbatimChar"/>
+        </w:rPr>
+        <w:t xml:space="preserve">contact@transferai.ci</w:t>
+      </w:r>
+      <w:r>
+        <w:t xml:space="preserve">, filtre</w:t>
+      </w:r>
+      <w:r>
+        <w:t xml:space="preserve"> </w:t>
+      </w:r>
+      <w:r>
+        <w:rPr>
+          <w:rStyle w:val="VerbatimChar"/>
+        </w:rPr>
+        <w:t xml:space="preserve">UNSEEN</w:t>
+      </w:r>
+      <w:r>
+        <w:t xml:space="preserve"> </w:t>
+      </w:r>
+      <w:r>
+        <w:t xml:space="preserve">(emails non lus uniquement)</w:t>
+      </w:r>
+    </w:p>
+    <w:p>
+      <w:pPr>
+        <w:pStyle w:val="Compact"/>
+        <w:numPr>
+          <w:ilvl w:val="0"/>
+          <w:numId w:val="1003"/>
+        </w:numPr>
+      </w:pPr>
+      <w:r>
+        <w:rPr>
+          <w:b/>
+          <w:bCs/>
+        </w:rPr>
+        <w:t xml:space="preserve">Filtrage</w:t>
+      </w:r>
+      <w:r>
+        <w:t xml:space="preserve"> </w:t>
+      </w:r>
+      <w:r>
+        <w:t xml:space="preserve">— Les emails automatiques sont ignorés : no-reply, noreply, mailer-daemon, ainsi que les adresses internes TransferAI</w:t>
+      </w:r>
+    </w:p>
+    <w:p>
+      <w:pPr>
+        <w:pStyle w:val="Compact"/>
+        <w:numPr>
+          <w:ilvl w:val="0"/>
+          <w:numId w:val="1003"/>
+        </w:numPr>
+      </w:pPr>
+      <w:r>
+        <w:rPr>
+          <w:b/>
+          <w:bCs/>
+        </w:rPr>
+        <w:t xml:space="preserve">Identification</w:t>
+      </w:r>
+      <w:r>
+        <w:t xml:space="preserve"> </w:t>
+      </w:r>
+      <w:r>
+        <w:t xml:space="preserve">— Le prospect est recherché dans Supabase par son adresse email (</w:t>
+      </w:r>
+      <w:r>
+        <w:rPr>
+          <w:rStyle w:val="VerbatimChar"/>
+        </w:rPr>
+        <w:t xml:space="preserve">target_email</w:t>
+      </w:r>
+      <w:r>
+        <w:t xml:space="preserve">)</w:t>
+      </w:r>
+    </w:p>
+    <w:p>
+      <w:pPr>
+        <w:pStyle w:val="Compact"/>
+        <w:numPr>
+          <w:ilvl w:val="0"/>
+          <w:numId w:val="1003"/>
+        </w:numPr>
+      </w:pPr>
+      <w:r>
+        <w:rPr>
+          <w:b/>
+          <w:bCs/>
+        </w:rPr>
+        <w:t xml:space="preserve">Si l’adresse est inconnue</w:t>
+      </w:r>
+      <w:r>
+        <w:t xml:space="preserve"> </w:t>
+      </w:r>
+      <w:r>
+        <w:t xml:space="preserve">— Le traitement s’arrête (email ignoré)</w:t>
+      </w:r>
+    </w:p>
+    <w:p>
+      <w:pPr>
+        <w:pStyle w:val="Compact"/>
+        <w:numPr>
+          <w:ilvl w:val="0"/>
+          <w:numId w:val="1003"/>
+        </w:numPr>
+      </w:pPr>
+      <w:r>
+        <w:rPr>
+          <w:b/>
+          <w:bCs/>
+        </w:rPr>
+        <w:t xml:space="preserve">Classification IA</w:t>
+      </w:r>
+      <w:r>
+        <w:t xml:space="preserve"> </w:t>
+      </w:r>
+      <w:r>
+        <w:t xml:space="preserve">— OpenAI GPT-4o-mini analyse le texte de la réponse et détermine l’intention parmi :</w:t>
+      </w:r>
+      <w:r>
+        <w:t xml:space="preserve"> </w:t>
+      </w:r>
+      <w:r>
+        <w:rPr>
+          <w:rStyle w:val="VerbatimChar"/>
+        </w:rPr>
+        <w:t xml:space="preserve">interested</w:t>
+      </w:r>
+      <w:r>
+        <w:t xml:space="preserve">,</w:t>
+      </w:r>
+      <w:r>
+        <w:t xml:space="preserve"> </w:t>
+      </w:r>
+      <w:r>
+        <w:rPr>
+          <w:rStyle w:val="VerbatimChar"/>
+        </w:rPr>
+        <w:t xml:space="preserve">not_interested</w:t>
+      </w:r>
+      <w:r>
+        <w:t xml:space="preserve">,</w:t>
+      </w:r>
+      <w:r>
+        <w:t xml:space="preserve"> </w:t>
+      </w:r>
+      <w:r>
+        <w:rPr>
+          <w:rStyle w:val="VerbatimChar"/>
+        </w:rPr>
+        <w:t xml:space="preserve">question</w:t>
+      </w:r>
+      <w:r>
+        <w:t xml:space="preserve">,</w:t>
+      </w:r>
+      <w:r>
+        <w:t xml:space="preserve"> </w:t>
+      </w:r>
+      <w:r>
+        <w:rPr>
+          <w:rStyle w:val="VerbatimChar"/>
+        </w:rPr>
+        <w:t xml:space="preserve">out_of_office</w:t>
+      </w:r>
+      <w:r>
+        <w:t xml:space="preserve">,</w:t>
+      </w:r>
+      <w:r>
+        <w:t xml:space="preserve"> </w:t>
+      </w:r>
+      <w:r>
+        <w:rPr>
+          <w:rStyle w:val="VerbatimChar"/>
+        </w:rPr>
+        <w:t xml:space="preserve">already_client</w:t>
+      </w:r>
+      <w:r>
+        <w:t xml:space="preserve">,</w:t>
+      </w:r>
+      <w:r>
+        <w:t xml:space="preserve"> </w:t>
+      </w:r>
+      <w:r>
+        <w:rPr>
+          <w:rStyle w:val="VerbatimChar"/>
+        </w:rPr>
+        <w:t xml:space="preserve">other</w:t>
+      </w:r>
+    </w:p>
+    <w:p>
+      <w:pPr>
+        <w:pStyle w:val="Compact"/>
+        <w:numPr>
+          <w:ilvl w:val="0"/>
+          <w:numId w:val="1003"/>
+        </w:numPr>
+      </w:pPr>
+      <w:r>
+        <w:rPr>
+          <w:b/>
+          <w:bCs/>
+        </w:rPr>
+        <w:t xml:space="preserve">Décision de handoff</w:t>
+      </w:r>
+      <w:r>
+        <w:t xml:space="preserve"> </w:t>
+      </w:r>
+      <w:r>
+        <w:t xml:space="preserve">— Si l’intention est</w:t>
+      </w:r>
+      <w:r>
+        <w:t xml:space="preserve"> </w:t>
+      </w:r>
+      <w:r>
+        <w:rPr>
+          <w:rStyle w:val="VerbatimChar"/>
+        </w:rPr>
+        <w:t xml:space="preserve">interested</w:t>
+      </w:r>
+      <w:r>
+        <w:t xml:space="preserve">,</w:t>
+      </w:r>
+      <w:r>
+        <w:t xml:space="preserve"> </w:t>
+      </w:r>
+      <w:r>
+        <w:rPr>
+          <w:rStyle w:val="VerbatimChar"/>
+        </w:rPr>
+        <w:t xml:space="preserve">question</w:t>
+      </w:r>
+      <w:r>
+        <w:t xml:space="preserve"> </w:t>
+      </w:r>
+      <w:r>
+        <w:t xml:space="preserve">ou</w:t>
+      </w:r>
+      <w:r>
+        <w:t xml:space="preserve"> </w:t>
+      </w:r>
+      <w:r>
+        <w:rPr>
+          <w:rStyle w:val="VerbatimChar"/>
+        </w:rPr>
+        <w:t xml:space="preserve">already_client</w:t>
+      </w:r>
+      <w:r>
+        <w:t xml:space="preserve">, un handoff humain est déclenché ; sinon une réponse automatique est envoyée</w:t>
+      </w:r>
+    </w:p>
+    <w:p>
+      <w:pPr>
+        <w:pStyle w:val="FirstParagraph"/>
+      </w:pPr>
+      <w:r>
+        <w:rPr>
+          <w:b/>
+          <w:bCs/>
+        </w:rPr>
+        <w:t xml:space="preserve">En cas de handoff humain :</w:t>
+      </w:r>
+      <w:r>
+        <w:t xml:space="preserve"> </w:t>
+      </w:r>
+      <w:r>
+        <w:t xml:space="preserve">- L’administrateur reçoit un email de notification à</w:t>
+      </w:r>
+      <w:r>
+        <w:t xml:space="preserve"> </w:t>
+      </w:r>
+      <w:r>
+        <w:rPr>
+          <w:rStyle w:val="VerbatimChar"/>
+        </w:rPr>
+        <w:t xml:space="preserve">contact@transferai.ci</w:t>
+      </w:r>
+      <w:r>
+        <w:t xml:space="preserve"> </w:t>
+      </w:r>
+      <w:r>
+        <w:t xml:space="preserve">avec le nom du prospect, son organisation, son message original et la réponse suggérée par l’IA</w:t>
+      </w:r>
+      <w:r>
+        <w:t xml:space="preserve"> </w:t>
+      </w:r>
+      <w:r>
+        <w:t xml:space="preserve">- Le prospect est mis en pause dans Supabase (</w:t>
+      </w:r>
+      <w:r>
+        <w:rPr>
+          <w:rStyle w:val="VerbatimChar"/>
+        </w:rPr>
+        <w:t xml:space="preserve">paused = true</w:t>
+      </w:r>
+      <w:r>
+        <w:t xml:space="preserve">)</w:t>
+      </w:r>
+      <w:r>
+        <w:t xml:space="preserve"> </w:t>
+      </w:r>
+      <w:r>
+        <w:t xml:space="preserve">- Le statut est mis à</w:t>
+      </w:r>
+      <w:r>
+        <w:t xml:space="preserve"> </w:t>
+      </w:r>
+      <w:r>
+        <w:rPr>
+          <w:rStyle w:val="VerbatimChar"/>
+        </w:rPr>
+        <w:t xml:space="preserve">human_handoff_required</w:t>
+      </w:r>
+    </w:p>
+    <w:p>
+      <w:pPr>
+        <w:pStyle w:val="BodyText"/>
+      </w:pPr>
+      <w:r>
+        <w:rPr>
+          <w:b/>
+          <w:bCs/>
+        </w:rPr>
+        <w:t xml:space="preserve">En cas de réponse automatique :</w:t>
+      </w:r>
+      <w:r>
+        <w:t xml:space="preserve"> </w:t>
+      </w:r>
+      <w:r>
+        <w:t xml:space="preserve">- Un email de réponse généré par l’IA est envoyé directement au prospect</w:t>
+      </w:r>
+      <w:r>
+        <w:t xml:space="preserve"> </w:t>
+      </w:r>
+      <w:r>
+        <w:t xml:space="preserve">- Le statut est mis à</w:t>
+      </w:r>
+      <w:r>
+        <w:t xml:space="preserve"> </w:t>
+      </w:r>
+      <w:r>
+        <w:rPr>
+          <w:rStyle w:val="VerbatimChar"/>
+        </w:rPr>
+        <w:t xml:space="preserve">replied</w:t>
+      </w:r>
+      <w:r>
+        <w:t xml:space="preserve"> </w:t>
+      </w:r>
+      <w:r>
+        <w:t xml:space="preserve">- Le prospect est mis en pause pour ne plus recevoir de relances</w:t>
+      </w:r>
+    </w:p>
+    <w:p>
+      <w:pPr>
+        <w:pStyle w:val="BodyText"/>
+      </w:pPr>
+      <w:r>
+        <w:rPr>
+          <w:b/>
+          <w:bCs/>
+        </w:rPr>
+        <w:t xml:space="preserve">Déclencheur :</w:t>
+      </w:r>
+      <w:r>
+        <w:t xml:space="preserve"> </w:t>
+      </w:r>
+      <w:r>
+        <w:t xml:space="preserve">Polling IMAP toutes les minutes</w:t>
+      </w:r>
+    </w:p>
+    <w:p>
+      <w:r>
+        <w:pict>
+          <v:rect style="width:0;height:1.5pt" o:hralign="center" o:hrstd="t" o:hr="t"/>
+        </w:pict>
+      </w:r>
+    </w:p>
+    <w:bookmarkEnd w:id="24"/>
+    <w:bookmarkEnd w:id="25"/>
+    <w:bookmarkStart w:id="28" w:name="X7315dba5fb1489e4220c1ad1d0cec4fcd1391eb"/>
+    <w:p>
+      <w:pPr>
+        <w:pStyle w:val="Heading2"/>
+      </w:pPr>
+      <w:r>
+        <w:t xml:space="preserve">6. Traitement des réponses entrantes — Guide pas à pas</w:t>
+      </w:r>
+    </w:p>
+    <w:bookmarkStart w:id="26" w:name="ce-qui-se-passe-quand-un-prospect-répond"/>
+    <w:p>
+      <w:pPr>
+        <w:pStyle w:val="Heading3"/>
+      </w:pPr>
+      <w:r>
+        <w:t xml:space="preserve">Ce qui se passe quand un prospect répond</w:t>
+      </w:r>
+    </w:p>
+    <w:p>
+      <w:pPr>
+        <w:pStyle w:val="FirstParagraph"/>
+      </w:pPr>
+      <w:r>
+        <w:t xml:space="preserve">Lorsqu’un prospect répond à l’un de vos emails de prospection, voici le déroulement complet :</w:t>
+      </w:r>
+    </w:p>
+    <w:p>
+      <w:pPr>
+        <w:pStyle w:val="BodyText"/>
+      </w:pPr>
+      <w:r>
+        <w:rPr>
+          <w:b/>
+          <w:bCs/>
+        </w:rPr>
+        <w:t xml:space="preserve">Étape 1 — Détection</w:t>
+      </w:r>
+      <w:r>
+        <w:t xml:space="preserve"> </w:t>
+      </w:r>
+      <w:r>
+        <w:t xml:space="preserve">Le workflow 97 détecte l’email entrant dans la boîte</w:t>
+      </w:r>
+      <w:r>
+        <w:t xml:space="preserve"> </w:t>
+      </w:r>
+      <w:r>
+        <w:rPr>
+          <w:rStyle w:val="VerbatimChar"/>
+        </w:rPr>
+        <w:t xml:space="preserve">contact@transferai.ci</w:t>
+      </w:r>
+      <w:r>
+        <w:t xml:space="preserve"> </w:t>
+      </w:r>
+      <w:r>
+        <w:t xml:space="preserve">dans la minute qui suit la réception.</w:t>
+      </w:r>
+    </w:p>
+    <w:p>
+      <w:pPr>
+        <w:pStyle w:val="BodyText"/>
+      </w:pPr>
+      <w:r>
+        <w:rPr>
+          <w:b/>
+          <w:bCs/>
+        </w:rPr>
+        <w:t xml:space="preserve">Étape 2 — Identification du prospect</w:t>
+      </w:r>
+      <w:r>
+        <w:t xml:space="preserve"> </w:t>
+      </w:r>
+      <w:r>
+        <w:t xml:space="preserve">Le système recherche l’adresse email de l’expéditeur dans la table</w:t>
+      </w:r>
+      <w:r>
+        <w:t xml:space="preserve"> </w:t>
+      </w:r>
+      <w:r>
+        <w:rPr>
+          <w:rStyle w:val="VerbatimChar"/>
+        </w:rPr>
+        <w:t xml:space="preserve">prospect_targets</w:t>
+      </w:r>
+      <w:r>
+        <w:t xml:space="preserve"> </w:t>
+      </w:r>
+      <w:r>
+        <w:t xml:space="preserve">de Supabase. Si l’adresse n’est pas reconnue, l’email est ignoré.</w:t>
+      </w:r>
+    </w:p>
+    <w:p>
+      <w:pPr>
+        <w:pStyle w:val="BodyText"/>
+      </w:pPr>
+      <w:r>
+        <w:rPr>
+          <w:b/>
+          <w:bCs/>
+        </w:rPr>
+        <w:t xml:space="preserve">Important :</w:t>
+      </w:r>
+      <w:r>
+        <w:t xml:space="preserve"> </w:t>
+      </w:r>
+      <w:r>
+        <w:t xml:space="preserve">Le système identifie le prospect par l’adresse email enregistrée dans le CRM, indépendamment du nom affiché dans l’email. Si un prospect répond depuis une adresse différente de celle enregistrée, il ne sera pas identifié.</w:t>
+      </w:r>
+    </w:p>
+    <w:p>
+      <w:pPr>
+        <w:pStyle w:val="BodyText"/>
+      </w:pPr>
+      <w:r>
+        <w:rPr>
+          <w:b/>
+          <w:bCs/>
+        </w:rPr>
+        <w:t xml:space="preserve">Étape 3 — Analyse de l’intention</w:t>
+      </w:r>
+      <w:r>
+        <w:t xml:space="preserve"> </w:t>
+      </w:r>
+      <w:r>
+        <w:t xml:space="preserve">L’IA analyse le contenu de la réponse et lui attribue une intention :</w:t>
+      </w:r>
+    </w:p>
+    <w:tbl>
+      <w:tblPr>
+        <w:tblStyle w:val="Table"/>
+        <w:tblW w:type="pct" w:w="5000"/>
+        <w:tblLayout w:type="fixed"/>
+        <w:tblLook w:firstRow="1" w:lastRow="0" w:firstColumn="0" w:lastColumn="0" w:noHBand="0" w:noVBand="0" w:val="0020"/>
+      </w:tblPr>
+      <w:tblGrid>
+        <w:gridCol w:w="2026"/>
+        <w:gridCol w:w="2394"/>
+        <w:gridCol w:w="3499"/>
+      </w:tblGrid>
+      <w:tr>
+        <w:trPr>
+          <w:tblHeader w:val="on"/>
+        </w:trPr>
+        <w:tc>
+          <w:tcPr/>
+          <w:p>
+            <w:pPr>
+              <w:pStyle w:val="Compact"/>
+            </w:pPr>
+            <w:r>
+              <w:t xml:space="preserve">Intention</w:t>
+            </w:r>
+          </w:p>
+        </w:tc>
+        <w:tc>
+          <w:tcPr/>
+          <w:p>
+            <w:pPr>
+              <w:pStyle w:val="Compact"/>
+            </w:pPr>
+            <w:r>
+              <w:t xml:space="preserve">Description</w:t>
+            </w:r>
+          </w:p>
+        </w:tc>
+        <w:tc>
+          <w:tcPr/>
+          <w:p>
+            <w:pPr>
+              <w:pStyle w:val="Compact"/>
+            </w:pPr>
+            <w:r>
+              <w:t xml:space="preserve">Action déclenchée</w:t>
+            </w:r>
+          </w:p>
+        </w:tc>
+      </w:tr>
+      <w:tr>
+        <w:tc>
+          <w:tcPr/>
+          <w:p>
+            <w:pPr>
+              <w:pStyle w:val="Compact"/>
+            </w:pPr>
+            <w:r>
+              <w:rPr>
+                <w:rStyle w:val="VerbatimChar"/>
+              </w:rPr>
+              <w:t xml:space="preserve">interested</w:t>
+            </w:r>
+          </w:p>
+        </w:tc>
+        <w:tc>
+          <w:tcPr/>
+          <w:p>
+            <w:pPr>
+              <w:pStyle w:val="Compact"/>
+            </w:pPr>
+            <w:r>
+              <w:t xml:space="preserve">Le prospect est intéressé et souhaite en savoir plus</w:t>
+            </w:r>
+          </w:p>
+        </w:tc>
+        <w:tc>
+          <w:tcPr/>
+          <w:p>
+            <w:pPr>
+              <w:pStyle w:val="Compact"/>
+            </w:pPr>
+            <w:r>
+              <w:t xml:space="preserve">Handoff humain</w:t>
+            </w:r>
+          </w:p>
+        </w:tc>
+      </w:tr>
+      <w:tr>
+        <w:tc>
+          <w:tcPr/>
+          <w:p>
+            <w:pPr>
+              <w:pStyle w:val="Compact"/>
+            </w:pPr>
+            <w:r>
+              <w:rPr>
+                <w:rStyle w:val="VerbatimChar"/>
+              </w:rPr>
+              <w:t xml:space="preserve">question</w:t>
+            </w:r>
+          </w:p>
+        </w:tc>
+        <w:tc>
+          <w:tcPr/>
+          <w:p>
+            <w:pPr>
+              <w:pStyle w:val="Compact"/>
+            </w:pPr>
+            <w:r>
+              <w:t xml:space="preserve">Le prospect pose une question précise</w:t>
+            </w:r>
+          </w:p>
+        </w:tc>
+        <w:tc>
+          <w:tcPr/>
+          <w:p>
+            <w:pPr>
+              <w:pStyle w:val="Compact"/>
+            </w:pPr>
+            <w:r>
+              <w:t xml:space="preserve">Handoff humain</w:t>
+            </w:r>
+          </w:p>
+        </w:tc>
+      </w:tr>
+      <w:tr>
+        <w:tc>
+          <w:tcPr/>
+          <w:p>
+            <w:pPr>
+              <w:pStyle w:val="Compact"/>
+            </w:pPr>
+            <w:r>
+              <w:rPr>
+                <w:rStyle w:val="VerbatimChar"/>
+              </w:rPr>
+              <w:t xml:space="preserve">already_client</w:t>
+            </w:r>
+          </w:p>
+        </w:tc>
+        <w:tc>
+          <w:tcPr/>
+          <w:p>
+            <w:pPr>
+              <w:pStyle w:val="Compact"/>
+            </w:pPr>
+            <w:r>
+              <w:t xml:space="preserve">Le prospect est déjà client</w:t>
+            </w:r>
+          </w:p>
+        </w:tc>
+        <w:tc>
+          <w:tcPr/>
+          <w:p>
+            <w:pPr>
+              <w:pStyle w:val="Compact"/>
+            </w:pPr>
+            <w:r>
+              <w:t xml:space="preserve">Handoff humain</w:t>
+            </w:r>
+          </w:p>
+        </w:tc>
+      </w:tr>
+      <w:tr>
+        <w:tc>
+          <w:tcPr/>
+          <w:p>
+            <w:pPr>
+              <w:pStyle w:val="Compact"/>
+            </w:pPr>
+            <w:r>
+              <w:rPr>
+                <w:rStyle w:val="VerbatimChar"/>
+              </w:rPr>
+              <w:t xml:space="preserve">not_interested</w:t>
+            </w:r>
+          </w:p>
+        </w:tc>
+        <w:tc>
+          <w:tcPr/>
+          <w:p>
+            <w:pPr>
+              <w:pStyle w:val="Compact"/>
+            </w:pPr>
+            <w:r>
+              <w:t xml:space="preserve">Le prospect décline</w:t>
+            </w:r>
+          </w:p>
+        </w:tc>
+        <w:tc>
+          <w:tcPr/>
+          <w:p>
+            <w:pPr>
+              <w:pStyle w:val="Compact"/>
+            </w:pPr>
+            <w:r>
+              <w:t xml:space="preserve">Réponse automatique</w:t>
+            </w:r>
+          </w:p>
+        </w:tc>
+      </w:tr>
+      <w:tr>
+        <w:tc>
+          <w:tcPr/>
+          <w:p>
+            <w:pPr>
+              <w:pStyle w:val="Compact"/>
+            </w:pPr>
+            <w:r>
+              <w:rPr>
+                <w:rStyle w:val="VerbatimChar"/>
+              </w:rPr>
+              <w:t xml:space="preserve">out_of_office</w:t>
+            </w:r>
+          </w:p>
+        </w:tc>
+        <w:tc>
+          <w:tcPr/>
+          <w:p>
+            <w:pPr>
+              <w:pStyle w:val="Compact"/>
+            </w:pPr>
+            <w:r>
+              <w:t xml:space="preserve">Message d’absence</w:t>
+            </w:r>
+          </w:p>
+        </w:tc>
+        <w:tc>
+          <w:tcPr/>
+          <w:p>
+            <w:pPr>
+              <w:pStyle w:val="Compact"/>
+            </w:pPr>
+            <w:r>
+              <w:t xml:space="preserve">Réponse automatique</w:t>
+            </w:r>
+          </w:p>
+        </w:tc>
+      </w:tr>
+      <w:tr>
+        <w:tc>
+          <w:tcPr/>
+          <w:p>
+            <w:pPr>
+              <w:pStyle w:val="Compact"/>
+            </w:pPr>
+            <w:r>
+              <w:rPr>
+                <w:rStyle w:val="VerbatimChar"/>
+              </w:rPr>
+              <w:t xml:space="preserve">other</w:t>
+            </w:r>
+          </w:p>
+        </w:tc>
+        <w:tc>
+          <w:tcPr/>
+          <w:p>
+            <w:pPr>
+              <w:pStyle w:val="Compact"/>
+            </w:pPr>
+            <w:r>
+              <w:t xml:space="preserve">Réponse non classifiable</w:t>
+            </w:r>
+          </w:p>
+        </w:tc>
+        <w:tc>
+          <w:tcPr/>
+          <w:p>
+            <w:pPr>
+              <w:pStyle w:val="Compact"/>
+            </w:pPr>
+            <w:r>
+              <w:t xml:space="preserve">Réponse automatique</w:t>
+            </w:r>
+          </w:p>
+        </w:tc>
+      </w:tr>
+    </w:tbl>
+    <w:p>
+      <w:pPr>
+        <w:pStyle w:val="BodyText"/>
+      </w:pPr>
+      <w:r>
+        <w:rPr>
+          <w:b/>
+          <w:bCs/>
+        </w:rPr>
+        <w:t xml:space="preserve">Étape 4 — Action</w:t>
+      </w:r>
+    </w:p>
+    <w:p>
+      <w:pPr>
+        <w:pStyle w:val="BodyText"/>
+      </w:pPr>
+      <w:r>
+        <w:t xml:space="preserve">Si handoff humain : vous recevez un email de notification à</w:t>
+      </w:r>
+      <w:r>
+        <w:t xml:space="preserve"> </w:t>
+      </w:r>
+      <w:r>
+        <w:rPr>
+          <w:rStyle w:val="VerbatimChar"/>
+        </w:rPr>
+        <w:t xml:space="preserve">contact@transferai.ci</w:t>
+      </w:r>
+      <w:r>
+        <w:t xml:space="preserve"> </w:t>
+      </w:r>
+      <w:r>
+        <w:t xml:space="preserve">avec :</w:t>
+      </w:r>
+      <w:r>
+        <w:t xml:space="preserve"> </w:t>
+      </w:r>
+      <w:r>
+        <w:t xml:space="preserve">- Le nom et l’organisation du prospect</w:t>
+      </w:r>
+      <w:r>
+        <w:t xml:space="preserve"> </w:t>
+      </w:r>
+      <w:r>
+        <w:t xml:space="preserve">- Le message original reçu</w:t>
+      </w:r>
+      <w:r>
+        <w:t xml:space="preserve"> </w:t>
+      </w:r>
+      <w:r>
+        <w:t xml:space="preserve">- Une réponse suggérée par l’IA, prête à envoyer ou à adapter</w:t>
+      </w:r>
+    </w:p>
+    <w:p>
+      <w:pPr>
+        <w:pStyle w:val="BodyText"/>
+      </w:pPr>
+      <w:r>
+        <w:t xml:space="preserve">Si réponse automatique : le prospect reçoit une réponse personnalisée générée par l’IA, adaptée à son intention.</w:t>
+      </w:r>
+    </w:p>
+    <w:p>
+      <w:pPr>
+        <w:pStyle w:val="BodyText"/>
+      </w:pPr>
+      <w:r>
+        <w:rPr>
+          <w:b/>
+          <w:bCs/>
+        </w:rPr>
+        <w:t xml:space="preserve">Étape 5 — Mise à jour du CRM</w:t>
+      </w:r>
+      <w:r>
+        <w:t xml:space="preserve"> </w:t>
+      </w:r>
+      <w:r>
+        <w:t xml:space="preserve">Le statut du prospect est mis à jour dans Supabase et la séquence de relances est stoppée.</w:t>
+      </w:r>
+    </w:p>
     <w:bookmarkEnd w:id="26"/>
+    <w:bookmarkStart w:id="27" w:name="Xd50ede7a90bdc67f2c0a717e4cb4b55a738ee05"/>
+    <w:p>
+      <w:pPr>
+        <w:pStyle w:val="Heading3"/>
+      </w:pPr>
+      <w:r>
+        <w:t xml:space="preserve">Ce que vous devez faire après une notification de handoff</w:t>
+      </w:r>
+    </w:p>
+    <w:p>
+      <w:pPr>
+        <w:pStyle w:val="Compact"/>
+        <w:numPr>
+          <w:ilvl w:val="0"/>
+          <w:numId w:val="1004"/>
+        </w:numPr>
+      </w:pPr>
+      <w:r>
+        <w:t xml:space="preserve">Lisez l’email de notification reçu à</w:t>
+      </w:r>
+      <w:r>
+        <w:t xml:space="preserve"> </w:t>
+      </w:r>
+      <w:r>
+        <w:rPr>
+          <w:rStyle w:val="VerbatimChar"/>
+        </w:rPr>
+        <w:t xml:space="preserve">contact@transferai.ci</w:t>
+      </w:r>
+    </w:p>
+    <w:p>
+      <w:pPr>
+        <w:pStyle w:val="Compact"/>
+        <w:numPr>
+          <w:ilvl w:val="0"/>
+          <w:numId w:val="1004"/>
+        </w:numPr>
+      </w:pPr>
+      <w:r>
+        <w:t xml:space="preserve">Consultez la réponse suggérée par l’IA</w:t>
+      </w:r>
+    </w:p>
+    <w:p>
+      <w:pPr>
+        <w:pStyle w:val="Compact"/>
+        <w:numPr>
+          <w:ilvl w:val="0"/>
+          <w:numId w:val="1004"/>
+        </w:numPr>
+      </w:pPr>
+      <w:r>
+        <w:t xml:space="preserve">Adaptez-la à votre convenance et répondez directement au prospect depuis votre boîte Zoho Mail</w:t>
+      </w:r>
+    </w:p>
+    <w:p>
+      <w:pPr>
+        <w:pStyle w:val="Compact"/>
+        <w:numPr>
+          <w:ilvl w:val="0"/>
+          <w:numId w:val="1004"/>
+        </w:numPr>
+      </w:pPr>
+      <w:r>
+        <w:t xml:space="preserve">Une fois le prospect traité, mettez à jour son statut manuellement dans Supabase si nécessaire (par exemple</w:t>
+      </w:r>
+      <w:r>
+        <w:t xml:space="preserve"> </w:t>
+      </w:r>
+      <w:r>
+        <w:rPr>
+          <w:rStyle w:val="VerbatimChar"/>
+        </w:rPr>
+        <w:t xml:space="preserve">closed_won</w:t>
+      </w:r>
+      <w:r>
+        <w:t xml:space="preserve"> </w:t>
+      </w:r>
+      <w:r>
+        <w:t xml:space="preserve">si une vente est conclue)</w:t>
+      </w:r>
+    </w:p>
+    <w:p>
+      <w:r>
+        <w:pict>
+          <v:rect style="width:0;height:1.5pt" o:hralign="center" o:hrstd="t" o:hr="t"/>
+        </w:pict>
+      </w:r>
+    </w:p>
     <w:bookmarkEnd w:id="27"/>
+    <w:bookmarkEnd w:id="28"/>
+    <w:bookmarkStart w:id="30" w:name="comprendre-le-rapport-quotidien"/>
+    <w:p>
+      <w:pPr>
+        <w:pStyle w:val="Heading2"/>
+      </w:pPr>
+      <w:r>
+        <w:t xml:space="preserve">7. Comprendre le rapport quotidien</w:t>
+      </w:r>
+    </w:p>
+    <w:p>
+      <w:pPr>
+        <w:pStyle w:val="FirstParagraph"/>
+      </w:pPr>
+      <w:r>
+        <w:t xml:space="preserve">Chaque matin, vous recevez un email avec le sujet :</w:t>
+      </w:r>
+      <w:r>
+        <w:t xml:space="preserve"> </w:t>
+      </w:r>
+      <w:r>
+        <w:t xml:space="preserve">-</w:t>
+      </w:r>
+      <w:r>
+        <w:t xml:space="preserve"> </w:t>
+      </w:r>
+      <w:r>
+        <w:rPr>
+          <w:rStyle w:val="VerbatimChar"/>
+        </w:rPr>
+        <w:t xml:space="preserve">✅ Rapport quotidien TransferAI — [date] | X leads · Y emails · Z RDV</w:t>
+      </w:r>
+      <w:r>
+        <w:t xml:space="preserve"> </w:t>
+      </w:r>
+      <w:r>
+        <w:t xml:space="preserve">si tout est nominal</w:t>
+      </w:r>
+      <w:r>
+        <w:t xml:space="preserve"> </w:t>
+      </w:r>
+      <w:r>
+        <w:t xml:space="preserve">-</w:t>
+      </w:r>
+      <w:r>
+        <w:t xml:space="preserve"> </w:t>
+      </w:r>
+      <w:r>
+        <w:rPr>
+          <w:rStyle w:val="VerbatimChar"/>
+        </w:rPr>
+        <w:t xml:space="preserve">⚠ Rapport quotidien TransferAI — [date] | X leads · Y emails · Z RDV</w:t>
+      </w:r>
+      <w:r>
+        <w:t xml:space="preserve"> </w:t>
+      </w:r>
+      <w:r>
+        <w:t xml:space="preserve">si des points nécessitent votre attention</w:t>
+      </w:r>
+    </w:p>
+    <w:bookmarkStart w:id="29" w:name="ce-que-chaque-section-signifie"/>
+    <w:p>
+      <w:pPr>
+        <w:pStyle w:val="Heading3"/>
+      </w:pPr>
+      <w:r>
+        <w:t xml:space="preserve">Ce que chaque section signifie</w:t>
+      </w:r>
+    </w:p>
+    <w:p>
+      <w:pPr>
+        <w:pStyle w:val="FirstParagraph"/>
+      </w:pPr>
+      <w:r>
+        <w:rPr>
+          <w:b/>
+          <w:bCs/>
+        </w:rPr>
+        <w:t xml:space="preserve">Nouveaux leads (24h)</w:t>
+      </w:r>
+      <w:r>
+        <w:br/>
+      </w:r>
+      <w:r>
+        <w:t xml:space="preserve">Nombre de prospects qui ont rempli un formulaire la veille. Si ce chiffre est à zéro plusieurs jours de suite, vérifiez que le Google Apps Script est actif.</w:t>
+      </w:r>
+    </w:p>
+    <w:p>
+      <w:pPr>
+        <w:pStyle w:val="BodyText"/>
+      </w:pPr>
+      <w:r>
+        <w:rPr>
+          <w:b/>
+          <w:bCs/>
+        </w:rPr>
+        <w:t xml:space="preserve">Emails envoyés (24h)</w:t>
+      </w:r>
+      <w:r>
+        <w:br/>
+      </w:r>
+      <w:r>
+        <w:t xml:space="preserve">Répartition des emails par étape. Si le total est à zéro mais qu’il y a des prospects actifs, vérifiez l’état du workflow 93.</w:t>
+      </w:r>
+    </w:p>
+    <w:p>
+      <w:pPr>
+        <w:pStyle w:val="BodyText"/>
+      </w:pPr>
+      <w:r>
+        <w:rPr>
+          <w:b/>
+          <w:bCs/>
+        </w:rPr>
+        <w:t xml:space="preserve">RDV réservés (24h)</w:t>
+      </w:r>
+      <w:r>
+        <w:br/>
+      </w:r>
+      <w:r>
+        <w:t xml:space="preserve">Nombre de rendez-vous pris via Calendly. Si un rendez-vous apparaît ici, le prospect a déjà été automatiquement mis à</w:t>
+      </w:r>
+      <w:r>
+        <w:t xml:space="preserve"> </w:t>
+      </w:r>
+      <w:r>
+        <w:rPr>
+          <w:rStyle w:val="VerbatimChar"/>
+        </w:rPr>
+        <w:t xml:space="preserve">meeting_booked</w:t>
+      </w:r>
+      <w:r>
+        <w:t xml:space="preserve">.</w:t>
+      </w:r>
+    </w:p>
+    <w:p>
+      <w:pPr>
+        <w:pStyle w:val="BodyText"/>
+      </w:pPr>
+      <w:r>
+        <w:rPr>
+          <w:b/>
+          <w:bCs/>
+        </w:rPr>
+        <w:t xml:space="preserve">Leads bloqués</w:t>
+      </w:r>
+      <w:r>
+        <w:br/>
+      </w:r>
+      <w:r>
+        <w:t xml:space="preserve">Prospects dont le mail 1 n’a pas encore été envoyé malgré une date d’action dépassée. Ce cas indique généralement un problème d’envoi Resend ou un prospect mal qualifié.</w:t>
+      </w:r>
+    </w:p>
+    <w:p>
+      <w:r>
+        <w:pict>
+          <v:rect style="width:0;height:1.5pt" o:hralign="center" o:hrstd="t" o:hr="t"/>
+        </w:pict>
+      </w:r>
+    </w:p>
+    <w:bookmarkEnd w:id="29"/>
+    <w:bookmarkEnd w:id="30"/>
+    <w:bookmarkStart w:id="35" w:name="actions-manuelles-disponibles"/>
+    <w:p>
+      <w:pPr>
+        <w:pStyle w:val="Heading2"/>
+      </w:pPr>
+      <w:r>
+        <w:t xml:space="preserve">8. Actions manuelles disponibles</w:t>
+      </w:r>
+    </w:p>
+    <w:p>
+      <w:pPr>
+        <w:pStyle w:val="FirstParagraph"/>
+      </w:pPr>
+      <w:r>
+        <w:t xml:space="preserve">Certaines actions ne sont pas automatisées et doivent être réalisées manuellement dans Supabase.</w:t>
+      </w:r>
+    </w:p>
+    <w:p>
+      <w:pPr>
+        <w:pStyle w:val="BodyText"/>
+      </w:pPr>
+      <w:r>
+        <w:rPr>
+          <w:b/>
+          <w:bCs/>
+        </w:rPr>
+        <w:t xml:space="preserve">Important :</w:t>
+      </w:r>
+      <w:r>
+        <w:t xml:space="preserve"> </w:t>
+      </w:r>
+      <w:r>
+        <w:t xml:space="preserve">La colonne email dans Supabase s’appelle</w:t>
+      </w:r>
+      <w:r>
+        <w:t xml:space="preserve"> </w:t>
+      </w:r>
+      <w:r>
+        <w:rPr>
+          <w:rStyle w:val="VerbatimChar"/>
+        </w:rPr>
+        <w:t xml:space="preserve">target_email</w:t>
+      </w:r>
+      <w:r>
+        <w:t xml:space="preserve"> </w:t>
+      </w:r>
+      <w:r>
+        <w:t xml:space="preserve">(et non</w:t>
+      </w:r>
+      <w:r>
+        <w:t xml:space="preserve"> </w:t>
+      </w:r>
+      <w:r>
+        <w:rPr>
+          <w:rStyle w:val="VerbatimChar"/>
+        </w:rPr>
+        <w:t xml:space="preserve">email</w:t>
+      </w:r>
+      <w:r>
+        <w:t xml:space="preserve">).</w:t>
+      </w:r>
+    </w:p>
+    <w:bookmarkStart w:id="31" w:name="actions-courantes"/>
+    <w:p>
+      <w:pPr>
+        <w:pStyle w:val="Heading3"/>
+      </w:pPr>
+      <w:r>
+        <w:t xml:space="preserve">Actions courantes</w:t>
+      </w:r>
+    </w:p>
+    <w:tbl>
+      <w:tblPr>
+        <w:tblStyle w:val="Table"/>
+        <w:tblW w:type="pct" w:w="5000"/>
+        <w:tblLayout w:type="fixed"/>
+        <w:tblLook w:firstRow="1" w:lastRow="0" w:firstColumn="0" w:lastColumn="0" w:noHBand="0" w:noVBand="0" w:val="0020"/>
+      </w:tblPr>
+      <w:tblGrid>
+        <w:gridCol w:w="1377"/>
+        <w:gridCol w:w="6542"/>
+      </w:tblGrid>
+      <w:tr>
+        <w:trPr>
+          <w:tblHeader w:val="on"/>
+        </w:trPr>
+        <w:tc>
+          <w:tcPr/>
+          <w:p>
+            <w:pPr>
+              <w:pStyle w:val="Compact"/>
+            </w:pPr>
+            <w:r>
+              <w:t xml:space="preserve">Action</w:t>
+            </w:r>
+          </w:p>
+        </w:tc>
+        <w:tc>
+          <w:tcPr/>
+          <w:p>
+            <w:pPr>
+              <w:pStyle w:val="Compact"/>
+            </w:pPr>
+            <w:r>
+              <w:t xml:space="preserve">Requête SQL à exécuter dans Supabase</w:t>
+            </w:r>
+          </w:p>
+        </w:tc>
+      </w:tr>
+      <w:tr>
+        <w:tc>
+          <w:tcPr/>
+          <w:p>
+            <w:pPr>
+              <w:pStyle w:val="Compact"/>
+            </w:pPr>
+            <w:r>
+              <w:t xml:space="preserve">Marquer un prospect comme gagné</w:t>
+            </w:r>
+          </w:p>
+        </w:tc>
+        <w:tc>
+          <w:tcPr/>
+          <w:p>
+            <w:pPr>
+              <w:pStyle w:val="Compact"/>
+            </w:pPr>
+            <w:r>
+              <w:rPr>
+                <w:rStyle w:val="VerbatimChar"/>
+              </w:rPr>
+              <w:t xml:space="preserve">UPDATE prospect_targets SET status = 'closed_won', paused = true WHERE target_email = 'email@exemple.com';</w:t>
+            </w:r>
+          </w:p>
+        </w:tc>
+      </w:tr>
+      <w:tr>
+        <w:tc>
+          <w:tcPr/>
+          <w:p>
+            <w:pPr>
+              <w:pStyle w:val="Compact"/>
+            </w:pPr>
+            <w:r>
+              <w:t xml:space="preserve">Marquer un prospect comme perdu</w:t>
+            </w:r>
+          </w:p>
+        </w:tc>
+        <w:tc>
+          <w:tcPr/>
+          <w:p>
+            <w:pPr>
+              <w:pStyle w:val="Compact"/>
+            </w:pPr>
+            <w:r>
+              <w:rPr>
+                <w:rStyle w:val="VerbatimChar"/>
+              </w:rPr>
+              <w:t xml:space="preserve">UPDATE prospect_targets SET status = 'closed_lost', paused = true WHERE target_email = 'email@exemple.com';</w:t>
+            </w:r>
+          </w:p>
+        </w:tc>
+      </w:tr>
+      <w:tr>
+        <w:tc>
+          <w:tcPr/>
+          <w:p>
+            <w:pPr>
+              <w:pStyle w:val="Compact"/>
+            </w:pPr>
+            <w:r>
+              <w:t xml:space="preserve">Reprendre la séquence d’un prospect</w:t>
+            </w:r>
+          </w:p>
+        </w:tc>
+        <w:tc>
+          <w:tcPr/>
+          <w:p>
+            <w:pPr>
+              <w:pStyle w:val="Compact"/>
+            </w:pPr>
+            <w:r>
+              <w:rPr>
+                <w:rStyle w:val="VerbatimChar"/>
+              </w:rPr>
+              <w:t xml:space="preserve">UPDATE prospect_targets SET paused = false, next_action_at = NOW() WHERE target_email = 'email@exemple.com';</w:t>
+            </w:r>
+          </w:p>
+        </w:tc>
+      </w:tr>
+      <w:tr>
+        <w:tc>
+          <w:tcPr/>
+          <w:p>
+            <w:pPr>
+              <w:pStyle w:val="Compact"/>
+            </w:pPr>
+            <w:r>
+              <w:t xml:space="preserve">Bloquer un prospect définitivement</w:t>
+            </w:r>
+          </w:p>
+        </w:tc>
+        <w:tc>
+          <w:tcPr/>
+          <w:p>
+            <w:pPr>
+              <w:pStyle w:val="Compact"/>
+            </w:pPr>
+            <w:r>
+              <w:rPr>
+                <w:rStyle w:val="VerbatimChar"/>
+              </w:rPr>
+              <w:t xml:space="preserve">UPDATE prospect_targets SET do_not_contact = true, paused = true WHERE target_email = 'email@exemple.com';</w:t>
+            </w:r>
+          </w:p>
+        </w:tc>
+      </w:tr>
+      <w:tr>
+        <w:tc>
+          <w:tcPr/>
+          <w:p>
+            <w:pPr>
+              <w:pStyle w:val="Compact"/>
+            </w:pPr>
+            <w:r>
+              <w:t xml:space="preserve">Réinitialiser la séquence complète</w:t>
+            </w:r>
+          </w:p>
+        </w:tc>
+        <w:tc>
+          <w:tcPr/>
+          <w:p>
+            <w:pPr>
+              <w:pStyle w:val="Compact"/>
+            </w:pPr>
+            <w:r>
+              <w:t xml:space="preserve">Voir ci-dessous</w:t>
+            </w:r>
+          </w:p>
+        </w:tc>
+      </w:tr>
+    </w:tbl>
+    <w:bookmarkEnd w:id="31"/>
+    <w:bookmarkStart w:id="32" w:name="réinitialiser-complètement-un-prospect"/>
+    <w:p>
+      <w:pPr>
+        <w:pStyle w:val="Heading3"/>
+      </w:pPr>
+      <w:r>
+        <w:t xml:space="preserve">Réinitialiser complètement un prospect</w:t>
+      </w:r>
+    </w:p>
+    <w:p>
+      <w:pPr>
+        <w:pStyle w:val="SourceCode"/>
+      </w:pPr>
+      <w:r>
+        <w:rPr>
+          <w:rStyle w:val="KeywordTok"/>
+        </w:rPr>
+        <w:t xml:space="preserve">UPDATE</w:t>
+      </w:r>
+      <w:r>
+        <w:rPr>
+          <w:rStyle w:val="NormalTok"/>
+        </w:rPr>
+        <w:t xml:space="preserve"> prospect_targets</w:t>
+      </w:r>
+      <w:r>
+        <w:br/>
+      </w:r>
+      <w:r>
+        <w:rPr>
+          <w:rStyle w:val="KeywordTok"/>
+        </w:rPr>
+        <w:t xml:space="preserve">SET</w:t>
+      </w:r>
+      <w:r>
+        <w:rPr>
+          <w:rStyle w:val="NormalTok"/>
+        </w:rPr>
+        <w:t xml:space="preserve"> status         </w:t>
+      </w:r>
+      <w:r>
+        <w:rPr>
+          <w:rStyle w:val="OperatorTok"/>
+        </w:rPr>
+        <w:t xml:space="preserve">=</w:t>
+      </w:r>
+      <w:r>
+        <w:rPr>
+          <w:rStyle w:val="NormalTok"/>
+        </w:rPr>
+        <w:t xml:space="preserve"> </w:t>
+      </w:r>
+      <w:r>
+        <w:rPr>
+          <w:rStyle w:val="StringTok"/>
+        </w:rPr>
+        <w:t xml:space="preserve">'active'</w:t>
+      </w:r>
+      <w:r>
+        <w:rPr>
+          <w:rStyle w:val="NormalTok"/>
+        </w:rPr>
+        <w:t xml:space="preserve">,</w:t>
+      </w:r>
+      <w:r>
+        <w:br/>
+      </w:r>
+      <w:r>
+        <w:rPr>
+          <w:rStyle w:val="NormalTok"/>
+        </w:rPr>
+        <w:t xml:space="preserve">    paused         </w:t>
+      </w:r>
+      <w:r>
+        <w:rPr>
+          <w:rStyle w:val="OperatorTok"/>
+        </w:rPr>
+        <w:t xml:space="preserve">=</w:t>
+      </w:r>
+      <w:r>
+        <w:rPr>
+          <w:rStyle w:val="NormalTok"/>
+        </w:rPr>
+        <w:t xml:space="preserve"> </w:t>
+      </w:r>
+      <w:r>
+        <w:rPr>
+          <w:rStyle w:val="KeywordTok"/>
+        </w:rPr>
+        <w:t xml:space="preserve">false</w:t>
+      </w:r>
+      <w:r>
+        <w:rPr>
+          <w:rStyle w:val="NormalTok"/>
+        </w:rPr>
+        <w:t xml:space="preserve">,</w:t>
+      </w:r>
+      <w:r>
+        <w:br/>
+      </w:r>
+      <w:r>
+        <w:rPr>
+          <w:rStyle w:val="NormalTok"/>
+        </w:rPr>
+        <w:t xml:space="preserve">    sequence_step  </w:t>
+      </w:r>
+      <w:r>
+        <w:rPr>
+          <w:rStyle w:val="OperatorTok"/>
+        </w:rPr>
+        <w:t xml:space="preserve">=</w:t>
+      </w:r>
+      <w:r>
+        <w:rPr>
+          <w:rStyle w:val="NormalTok"/>
+        </w:rPr>
+        <w:t xml:space="preserve"> </w:t>
+      </w:r>
+      <w:r>
+        <w:rPr>
+          <w:rStyle w:val="DecValTok"/>
+        </w:rPr>
+        <w:t xml:space="preserve">0</w:t>
+      </w:r>
+      <w:r>
+        <w:rPr>
+          <w:rStyle w:val="NormalTok"/>
+        </w:rPr>
+        <w:t xml:space="preserve">,</w:t>
+      </w:r>
+      <w:r>
+        <w:br/>
+      </w:r>
+      <w:r>
+        <w:rPr>
+          <w:rStyle w:val="NormalTok"/>
+        </w:rPr>
+        <w:t xml:space="preserve">    last_sequence_result    </w:t>
+      </w:r>
+      <w:r>
+        <w:rPr>
+          <w:rStyle w:val="OperatorTok"/>
+        </w:rPr>
+        <w:t xml:space="preserve">=</w:t>
+      </w:r>
+      <w:r>
+        <w:rPr>
+          <w:rStyle w:val="NormalTok"/>
+        </w:rPr>
+        <w:t xml:space="preserve"> </w:t>
+      </w:r>
+      <w:r>
+        <w:rPr>
+          <w:rStyle w:val="KeywordTok"/>
+        </w:rPr>
+        <w:t xml:space="preserve">null</w:t>
+      </w:r>
+      <w:r>
+        <w:rPr>
+          <w:rStyle w:val="NormalTok"/>
+        </w:rPr>
+        <w:t xml:space="preserve">,</w:t>
+      </w:r>
+      <w:r>
+        <w:br/>
+      </w:r>
+      <w:r>
+        <w:rPr>
+          <w:rStyle w:val="NormalTok"/>
+        </w:rPr>
+        <w:t xml:space="preserve">    social_email_1_sent_at  </w:t>
+      </w:r>
+      <w:r>
+        <w:rPr>
+          <w:rStyle w:val="OperatorTok"/>
+        </w:rPr>
+        <w:t xml:space="preserve">=</w:t>
+      </w:r>
+      <w:r>
+        <w:rPr>
+          <w:rStyle w:val="NormalTok"/>
+        </w:rPr>
+        <w:t xml:space="preserve"> </w:t>
+      </w:r>
+      <w:r>
+        <w:rPr>
+          <w:rStyle w:val="KeywordTok"/>
+        </w:rPr>
+        <w:t xml:space="preserve">null</w:t>
+      </w:r>
+      <w:r>
+        <w:rPr>
+          <w:rStyle w:val="NormalTok"/>
+        </w:rPr>
+        <w:t xml:space="preserve">,</w:t>
+      </w:r>
+      <w:r>
+        <w:br/>
+      </w:r>
+      <w:r>
+        <w:rPr>
+          <w:rStyle w:val="NormalTok"/>
+        </w:rPr>
+        <w:t xml:space="preserve">    social_email_2_sent_at  </w:t>
+      </w:r>
+      <w:r>
+        <w:rPr>
+          <w:rStyle w:val="OperatorTok"/>
+        </w:rPr>
+        <w:t xml:space="preserve">=</w:t>
+      </w:r>
+      <w:r>
+        <w:rPr>
+          <w:rStyle w:val="NormalTok"/>
+        </w:rPr>
+        <w:t xml:space="preserve"> </w:t>
+      </w:r>
+      <w:r>
+        <w:rPr>
+          <w:rStyle w:val="KeywordTok"/>
+        </w:rPr>
+        <w:t xml:space="preserve">null</w:t>
+      </w:r>
+      <w:r>
+        <w:rPr>
+          <w:rStyle w:val="NormalTok"/>
+        </w:rPr>
+        <w:t xml:space="preserve">,</w:t>
+      </w:r>
+      <w:r>
+        <w:br/>
+      </w:r>
+      <w:r>
+        <w:rPr>
+          <w:rStyle w:val="NormalTok"/>
+        </w:rPr>
+        <w:t xml:space="preserve">    social_email_3_sent_at  </w:t>
+      </w:r>
+      <w:r>
+        <w:rPr>
+          <w:rStyle w:val="OperatorTok"/>
+        </w:rPr>
+        <w:t xml:space="preserve">=</w:t>
+      </w:r>
+      <w:r>
+        <w:rPr>
+          <w:rStyle w:val="NormalTok"/>
+        </w:rPr>
+        <w:t xml:space="preserve"> </w:t>
+      </w:r>
+      <w:r>
+        <w:rPr>
+          <w:rStyle w:val="KeywordTok"/>
+        </w:rPr>
+        <w:t xml:space="preserve">null</w:t>
+      </w:r>
+      <w:r>
+        <w:rPr>
+          <w:rStyle w:val="NormalTok"/>
+        </w:rPr>
+        <w:t xml:space="preserve">,</w:t>
+      </w:r>
+      <w:r>
+        <w:br/>
+      </w:r>
+      <w:r>
+        <w:rPr>
+          <w:rStyle w:val="NormalTok"/>
+        </w:rPr>
+        <w:t xml:space="preserve">    next_action_at </w:t>
+      </w:r>
+      <w:r>
+        <w:rPr>
+          <w:rStyle w:val="OperatorTok"/>
+        </w:rPr>
+        <w:t xml:space="preserve">=</w:t>
+      </w:r>
+      <w:r>
+        <w:rPr>
+          <w:rStyle w:val="NormalTok"/>
+        </w:rPr>
+        <w:t xml:space="preserve"> NOW()</w:t>
+      </w:r>
+      <w:r>
+        <w:br/>
+      </w:r>
+      <w:r>
+        <w:rPr>
+          <w:rStyle w:val="KeywordTok"/>
+        </w:rPr>
+        <w:t xml:space="preserve">WHERE</w:t>
+      </w:r>
+      <w:r>
+        <w:rPr>
+          <w:rStyle w:val="NormalTok"/>
+        </w:rPr>
+        <w:t xml:space="preserve"> target_email </w:t>
+      </w:r>
+      <w:r>
+        <w:rPr>
+          <w:rStyle w:val="OperatorTok"/>
+        </w:rPr>
+        <w:t xml:space="preserve">=</w:t>
+      </w:r>
+      <w:r>
+        <w:rPr>
+          <w:rStyle w:val="NormalTok"/>
+        </w:rPr>
+        <w:t xml:space="preserve"> </w:t>
+      </w:r>
+      <w:r>
+        <w:rPr>
+          <w:rStyle w:val="StringTok"/>
+        </w:rPr>
+        <w:t xml:space="preserve">'email@exemple.com'</w:t>
+      </w:r>
+      <w:r>
+        <w:rPr>
+          <w:rStyle w:val="NormalTok"/>
+        </w:rPr>
+        <w:t xml:space="preserve">;</w:t>
+      </w:r>
+    </w:p>
+    <w:bookmarkEnd w:id="32"/>
+    <w:bookmarkStart w:id="33" w:name="X389668ae515aaab3a27f6cab95dae8c6f240a25"/>
+    <w:p>
+      <w:pPr>
+        <w:pStyle w:val="Heading3"/>
+      </w:pPr>
+      <w:r>
+        <w:t xml:space="preserve">Forcer manuellement un statut de handoff résolu</w:t>
+      </w:r>
+    </w:p>
+    <w:p>
+      <w:pPr>
+        <w:pStyle w:val="FirstParagraph"/>
+      </w:pPr>
+      <w:r>
+        <w:t xml:space="preserve">Après avoir traité un prospect en statut</w:t>
+      </w:r>
+      <w:r>
+        <w:t xml:space="preserve"> </w:t>
+      </w:r>
+      <w:r>
+        <w:rPr>
+          <w:rStyle w:val="VerbatimChar"/>
+        </w:rPr>
+        <w:t xml:space="preserve">human_handoff_required</w:t>
+      </w:r>
+      <w:r>
+        <w:t xml:space="preserve"> </w:t>
+      </w:r>
+      <w:r>
+        <w:t xml:space="preserve">:</w:t>
+      </w:r>
+    </w:p>
+    <w:p>
+      <w:pPr>
+        <w:pStyle w:val="SourceCode"/>
+      </w:pPr>
+      <w:r>
+        <w:rPr>
+          <w:rStyle w:val="KeywordTok"/>
+        </w:rPr>
+        <w:t xml:space="preserve">UPDATE</w:t>
+      </w:r>
+      <w:r>
+        <w:rPr>
+          <w:rStyle w:val="NormalTok"/>
+        </w:rPr>
+        <w:t xml:space="preserve"> prospect_targets</w:t>
+      </w:r>
+      <w:r>
+        <w:br/>
+      </w:r>
+      <w:r>
+        <w:rPr>
+          <w:rStyle w:val="KeywordTok"/>
+        </w:rPr>
+        <w:t xml:space="preserve">SET</w:t>
+      </w:r>
+      <w:r>
+        <w:rPr>
+          <w:rStyle w:val="NormalTok"/>
+        </w:rPr>
+        <w:t xml:space="preserve"> status </w:t>
+      </w:r>
+      <w:r>
+        <w:rPr>
+          <w:rStyle w:val="OperatorTok"/>
+        </w:rPr>
+        <w:t xml:space="preserve">=</w:t>
+      </w:r>
+      <w:r>
+        <w:rPr>
+          <w:rStyle w:val="NormalTok"/>
+        </w:rPr>
+        <w:t xml:space="preserve"> </w:t>
+      </w:r>
+      <w:r>
+        <w:rPr>
+          <w:rStyle w:val="StringTok"/>
+        </w:rPr>
+        <w:t xml:space="preserve">'closed_won'</w:t>
+      </w:r>
+      <w:r>
+        <w:rPr>
+          <w:rStyle w:val="NormalTok"/>
+        </w:rPr>
+        <w:t xml:space="preserve">,</w:t>
+      </w:r>
+      <w:r>
+        <w:br/>
+      </w:r>
+      <w:r>
+        <w:rPr>
+          <w:rStyle w:val="NormalTok"/>
+        </w:rPr>
+        <w:t xml:space="preserve">    paused </w:t>
+      </w:r>
+      <w:r>
+        <w:rPr>
+          <w:rStyle w:val="OperatorTok"/>
+        </w:rPr>
+        <w:t xml:space="preserve">=</w:t>
+      </w:r>
+      <w:r>
+        <w:rPr>
+          <w:rStyle w:val="NormalTok"/>
+        </w:rPr>
+        <w:t xml:space="preserve"> </w:t>
+      </w:r>
+      <w:r>
+        <w:rPr>
+          <w:rStyle w:val="KeywordTok"/>
+        </w:rPr>
+        <w:t xml:space="preserve">true</w:t>
+      </w:r>
+      <w:r>
+        <w:br/>
+      </w:r>
+      <w:r>
+        <w:rPr>
+          <w:rStyle w:val="KeywordTok"/>
+        </w:rPr>
+        <w:t xml:space="preserve">WHERE</w:t>
+      </w:r>
+      <w:r>
+        <w:rPr>
+          <w:rStyle w:val="NormalTok"/>
+        </w:rPr>
+        <w:t xml:space="preserve"> target_email </w:t>
+      </w:r>
+      <w:r>
+        <w:rPr>
+          <w:rStyle w:val="OperatorTok"/>
+        </w:rPr>
+        <w:t xml:space="preserve">=</w:t>
+      </w:r>
+      <w:r>
+        <w:rPr>
+          <w:rStyle w:val="NormalTok"/>
+        </w:rPr>
+        <w:t xml:space="preserve"> </w:t>
+      </w:r>
+      <w:r>
+        <w:rPr>
+          <w:rStyle w:val="StringTok"/>
+        </w:rPr>
+        <w:t xml:space="preserve">'email@exemple.com'</w:t>
+      </w:r>
+      <w:r>
+        <w:rPr>
+          <w:rStyle w:val="NormalTok"/>
+        </w:rPr>
+        <w:t xml:space="preserve">;</w:t>
+      </w:r>
+    </w:p>
+    <w:bookmarkEnd w:id="33"/>
+    <w:bookmarkStart w:id="34" w:name="Xebeba69683aaaee8d3d6a2873eccbe1779a904c"/>
+    <w:p>
+      <w:pPr>
+        <w:pStyle w:val="Heading3"/>
+      </w:pPr>
+      <w:r>
+        <w:t xml:space="preserve">Reprendre la séquence après une réponse automatique</w:t>
+      </w:r>
+    </w:p>
+    <w:p>
+      <w:pPr>
+        <w:pStyle w:val="FirstParagraph"/>
+      </w:pPr>
+      <w:r>
+        <w:t xml:space="preserve">Si un prospect avait reçu une réponse automatique (</w:t>
+      </w:r>
+      <w:r>
+        <w:rPr>
+          <w:rStyle w:val="VerbatimChar"/>
+        </w:rPr>
+        <w:t xml:space="preserve">replied</w:t>
+      </w:r>
+      <w:r>
+        <w:t xml:space="preserve">) et souhaite continuer la conversation :</w:t>
+      </w:r>
+    </w:p>
+    <w:p>
+      <w:pPr>
+        <w:pStyle w:val="SourceCode"/>
+      </w:pPr>
+      <w:r>
+        <w:rPr>
+          <w:rStyle w:val="KeywordTok"/>
+        </w:rPr>
+        <w:t xml:space="preserve">UPDATE</w:t>
+      </w:r>
+      <w:r>
+        <w:rPr>
+          <w:rStyle w:val="NormalTok"/>
+        </w:rPr>
+        <w:t xml:space="preserve"> prospect_targets</w:t>
+      </w:r>
+      <w:r>
+        <w:br/>
+      </w:r>
+      <w:r>
+        <w:rPr>
+          <w:rStyle w:val="KeywordTok"/>
+        </w:rPr>
+        <w:t xml:space="preserve">SET</w:t>
+      </w:r>
+      <w:r>
+        <w:rPr>
+          <w:rStyle w:val="NormalTok"/>
+        </w:rPr>
+        <w:t xml:space="preserve"> status         </w:t>
+      </w:r>
+      <w:r>
+        <w:rPr>
+          <w:rStyle w:val="OperatorTok"/>
+        </w:rPr>
+        <w:t xml:space="preserve">=</w:t>
+      </w:r>
+      <w:r>
+        <w:rPr>
+          <w:rStyle w:val="NormalTok"/>
+        </w:rPr>
+        <w:t xml:space="preserve"> </w:t>
+      </w:r>
+      <w:r>
+        <w:rPr>
+          <w:rStyle w:val="StringTok"/>
+        </w:rPr>
+        <w:t xml:space="preserve">'active'</w:t>
+      </w:r>
+      <w:r>
+        <w:rPr>
+          <w:rStyle w:val="NormalTok"/>
+        </w:rPr>
+        <w:t xml:space="preserve">,</w:t>
+      </w:r>
+      <w:r>
+        <w:br/>
+      </w:r>
+      <w:r>
+        <w:rPr>
+          <w:rStyle w:val="NormalTok"/>
+        </w:rPr>
+        <w:t xml:space="preserve">    paused         </w:t>
+      </w:r>
+      <w:r>
+        <w:rPr>
+          <w:rStyle w:val="OperatorTok"/>
+        </w:rPr>
+        <w:t xml:space="preserve">=</w:t>
+      </w:r>
+      <w:r>
+        <w:rPr>
+          <w:rStyle w:val="NormalTok"/>
+        </w:rPr>
+        <w:t xml:space="preserve"> </w:t>
+      </w:r>
+      <w:r>
+        <w:rPr>
+          <w:rStyle w:val="KeywordTok"/>
+        </w:rPr>
+        <w:t xml:space="preserve">false</w:t>
+      </w:r>
+      <w:r>
+        <w:rPr>
+          <w:rStyle w:val="NormalTok"/>
+        </w:rPr>
+        <w:t xml:space="preserve">,</w:t>
+      </w:r>
+      <w:r>
+        <w:br/>
+      </w:r>
+      <w:r>
+        <w:rPr>
+          <w:rStyle w:val="NormalTok"/>
+        </w:rPr>
+        <w:t xml:space="preserve">    next_action_at </w:t>
+      </w:r>
+      <w:r>
+        <w:rPr>
+          <w:rStyle w:val="OperatorTok"/>
+        </w:rPr>
+        <w:t xml:space="preserve">=</w:t>
+      </w:r>
+      <w:r>
+        <w:rPr>
+          <w:rStyle w:val="NormalTok"/>
+        </w:rPr>
+        <w:t xml:space="preserve"> NOW() </w:t>
+      </w:r>
+      <w:r>
+        <w:rPr>
+          <w:rStyle w:val="OperatorTok"/>
+        </w:rPr>
+        <w:t xml:space="preserve">+</w:t>
+      </w:r>
+      <w:r>
+        <w:rPr>
+          <w:rStyle w:val="NormalTok"/>
+        </w:rPr>
+        <w:t xml:space="preserve"> </w:t>
+      </w:r>
+      <w:r>
+        <w:rPr>
+          <w:rStyle w:val="DataTypeTok"/>
+        </w:rPr>
+        <w:t xml:space="preserve">INTERVAL</w:t>
+      </w:r>
+      <w:r>
+        <w:rPr>
+          <w:rStyle w:val="NormalTok"/>
+        </w:rPr>
+        <w:t xml:space="preserve"> </w:t>
+      </w:r>
+      <w:r>
+        <w:rPr>
+          <w:rStyle w:val="StringTok"/>
+        </w:rPr>
+        <w:t xml:space="preserve">'1 day'</w:t>
+      </w:r>
+      <w:r>
+        <w:br/>
+      </w:r>
+      <w:r>
+        <w:rPr>
+          <w:rStyle w:val="KeywordTok"/>
+        </w:rPr>
+        <w:t xml:space="preserve">WHERE</w:t>
+      </w:r>
+      <w:r>
+        <w:rPr>
+          <w:rStyle w:val="NormalTok"/>
+        </w:rPr>
+        <w:t xml:space="preserve"> target_email </w:t>
+      </w:r>
+      <w:r>
+        <w:rPr>
+          <w:rStyle w:val="OperatorTok"/>
+        </w:rPr>
+        <w:t xml:space="preserve">=</w:t>
+      </w:r>
+      <w:r>
+        <w:rPr>
+          <w:rStyle w:val="NormalTok"/>
+        </w:rPr>
+        <w:t xml:space="preserve"> </w:t>
+      </w:r>
+      <w:r>
+        <w:rPr>
+          <w:rStyle w:val="StringTok"/>
+        </w:rPr>
+        <w:t xml:space="preserve">'email@exemple.com'</w:t>
+      </w:r>
+      <w:r>
+        <w:rPr>
+          <w:rStyle w:val="NormalTok"/>
+        </w:rPr>
+        <w:t xml:space="preserve">;</w:t>
+      </w:r>
+    </w:p>
+    <w:bookmarkEnd w:id="34"/>
+    <w:bookmarkEnd w:id="35"/>
+    <w:bookmarkEnd w:id="36"/>
     <w:sectPr>
       <w:footnotePr>
         <w:numRestart w:val="eachSect"/>
@@ -2782,6 +5442,66 @@
   <w:num w:numId="1002">
     <w:abstractNumId w:val="991"/>
   </w:num>
+  <w:num w:numId="1003">
+    <w:abstractNumId w:val="99411"/>
+    <w:lvlOverride w:ilvl="0">
+      <w:startOverride w:val="1"/>
+    </w:lvlOverride>
+    <w:lvlOverride w:ilvl="1">
+      <w:startOverride w:val="1"/>
+    </w:lvlOverride>
+    <w:lvlOverride w:ilvl="2">
+      <w:startOverride w:val="1"/>
+    </w:lvlOverride>
+    <w:lvlOverride w:ilvl="3">
+      <w:startOverride w:val="1"/>
+    </w:lvlOverride>
+    <w:lvlOverride w:ilvl="4">
+      <w:startOverride w:val="1"/>
+    </w:lvlOverride>
+    <w:lvlOverride w:ilvl="5">
+      <w:startOverride w:val="1"/>
+    </w:lvlOverride>
+    <w:lvlOverride w:ilvl="6">
+      <w:startOverride w:val="1"/>
+    </w:lvlOverride>
+    <w:lvlOverride w:ilvl="7">
+      <w:startOverride w:val="1"/>
+    </w:lvlOverride>
+    <w:lvlOverride w:ilvl="8">
+      <w:startOverride w:val="1"/>
+    </w:lvlOverride>
+  </w:num>
+  <w:num w:numId="1004">
+    <w:abstractNumId w:val="99411"/>
+    <w:lvlOverride w:ilvl="0">
+      <w:startOverride w:val="1"/>
+    </w:lvlOverride>
+    <w:lvlOverride w:ilvl="1">
+      <w:startOverride w:val="1"/>
+    </w:lvlOverride>
+    <w:lvlOverride w:ilvl="2">
+      <w:startOverride w:val="1"/>
+    </w:lvlOverride>
+    <w:lvlOverride w:ilvl="3">
+      <w:startOverride w:val="1"/>
+    </w:lvlOverride>
+    <w:lvlOverride w:ilvl="4">
+      <w:startOverride w:val="1"/>
+    </w:lvlOverride>
+    <w:lvlOverride w:ilvl="5">
+      <w:startOverride w:val="1"/>
+    </w:lvlOverride>
+    <w:lvlOverride w:ilvl="6">
+      <w:startOverride w:val="1"/>
+    </w:lvlOverride>
+    <w:lvlOverride w:ilvl="7">
+      <w:startOverride w:val="1"/>
+    </w:lvlOverride>
+    <w:lvlOverride w:ilvl="8">
+      <w:startOverride w:val="1"/>
+    </w:lvlOverride>
+  </w:num>
 </w:numbering>
 </file>
 
@@ -2793,7 +5513,7 @@
         <w:rFonts w:asciiTheme="minorHAnsi" w:cstheme="minorBidi" w:eastAsiaTheme="minorEastAsia" w:hAnsiTheme="minorHAnsi"/>
         <w:sz w:val="24"/>
         <w:szCs w:val="24"/>
-        <w:lang w:bidi="ar-SA" w:eastAsia="zh-CN" w:val="en-US"/>
+        <w:lang w:bidi="ar-SA" w:eastAsia="zh-CN" w:val="fr"/>
       </w:rPr>
     </w:rPrDefault>
     <w:pPrDefault>
